--- a/documents/概要设计.docx
+++ b/documents/概要设计.docx
@@ -157,7 +157,27 @@
           <w:color w:val="000000" w:themeColor="text1"/>
           <w:sz w:val="32"/>
         </w:rPr>
-        <w:t>技术栈说明</w:t>
+        <w:t>技术</w:t>
+      </w:r>
+      <w:proofErr w:type="gramStart"/>
+      <w:r>
+        <w:rPr>
+          <w:rFonts w:hint="eastAsia"/>
+          <w:b/>
+          <w:color w:val="000000" w:themeColor="text1"/>
+          <w:sz w:val="32"/>
+        </w:rPr>
+        <w:t>栈</w:t>
+      </w:r>
+      <w:proofErr w:type="gramEnd"/>
+      <w:r>
+        <w:rPr>
+          <w:rFonts w:hint="eastAsia"/>
+          <w:b/>
+          <w:color w:val="000000" w:themeColor="text1"/>
+          <w:sz w:val="32"/>
+        </w:rPr>
+        <w:t>说明</w:t>
       </w:r>
     </w:p>
     <w:p>
@@ -891,7 +911,21 @@
         <w:rPr>
           <w:rFonts w:hint="eastAsia"/>
         </w:rPr>
-        <w:t>验证码，用户通过验证码设置新的密码。</w:t>
+        <w:t>验证码，用户通过验证</w:t>
+      </w:r>
+      <w:proofErr w:type="gramStart"/>
+      <w:r>
+        <w:rPr>
+          <w:rFonts w:hint="eastAsia"/>
+        </w:rPr>
+        <w:t>码设置</w:t>
+      </w:r>
+      <w:proofErr w:type="gramEnd"/>
+      <w:r>
+        <w:rPr>
+          <w:rFonts w:hint="eastAsia"/>
+        </w:rPr>
+        <w:t>新的密码。</w:t>
       </w:r>
     </w:p>
     <w:p>
@@ -1223,27 +1257,69 @@
         <w:rPr>
           <w:rFonts w:hint="eastAsia"/>
         </w:rPr>
-        <w:t>账本邀请支持邮件邀请与邀请链接两种方式。两种方式均基于统一的邀请记录表 account_invitations 进行管理。邀请记录包含邀请方、目标账本、角色、有效期、最大可使用次数等信息。邀请链接通过随机 token 实现，用户可复制并发送给其他人。接收方点击链接后进入邀请验证页面，若未登录则需先登录。登录后可选择是否加入账本。</w:t>
-      </w:r>
-    </w:p>
-    <w:p>
-      <w:pPr>
-        <w:rPr>
-          <w:rFonts w:hint="eastAsia"/>
-        </w:rPr>
-      </w:pPr>
-    </w:p>
-    <w:p>
-      <w:pPr>
-        <w:rPr>
-          <w:rFonts w:hint="eastAsia"/>
-        </w:rPr>
-      </w:pPr>
-      <w:r>
-        <w:rPr>
-          <w:rFonts w:hint="eastAsia"/>
-        </w:rPr>
-        <w:t>系统会验证邀请的有效性，包括 Token 是否存在、是否被撤销、是否过期、使用次数是否耗尽等。用户确认加入后，系统在 account_users 表中新增成员记录，并将邀请状态标记为已接受。邀请可由账本 Owner/Admin 主动撤销。邀请 Token 采用高随机度或存储哈希以确保安全性。</w:t>
+        <w:t>账本邀请支持邮件邀请</w:t>
+      </w:r>
+      <w:proofErr w:type="gramStart"/>
+      <w:r>
+        <w:rPr>
+          <w:rFonts w:hint="eastAsia"/>
+        </w:rPr>
+        <w:t>与邀请</w:t>
+      </w:r>
+      <w:proofErr w:type="gramEnd"/>
+      <w:r>
+        <w:rPr>
+          <w:rFonts w:hint="eastAsia"/>
+        </w:rPr>
+        <w:t xml:space="preserve">链接两种方式。两种方式均基于统一的邀请记录表 </w:t>
+      </w:r>
+      <w:proofErr w:type="spellStart"/>
+      <w:r>
+        <w:rPr>
+          <w:rFonts w:hint="eastAsia"/>
+        </w:rPr>
+        <w:t>account_invitations</w:t>
+      </w:r>
+      <w:proofErr w:type="spellEnd"/>
+      <w:r>
+        <w:rPr>
+          <w:rFonts w:hint="eastAsia"/>
+        </w:rPr>
+        <w:t xml:space="preserve"> 进行管理。邀请记录包含邀请方、目标账本、角色、有效期、最大可使用次数等信息。邀请链接通过随机 token 实现，用户可复制并发送给其他人。接收方点击链接后进入邀请验证页面，若未登录则需先登录。登录后可选择是否加入账本。</w:t>
+      </w:r>
+    </w:p>
+    <w:p>
+      <w:pPr>
+        <w:rPr>
+          <w:rFonts w:hint="eastAsia"/>
+        </w:rPr>
+      </w:pPr>
+    </w:p>
+    <w:p>
+      <w:pPr>
+        <w:rPr>
+          <w:rFonts w:hint="eastAsia"/>
+        </w:rPr>
+      </w:pPr>
+      <w:r>
+        <w:rPr>
+          <w:rFonts w:hint="eastAsia"/>
+        </w:rPr>
+        <w:t xml:space="preserve">系统会验证邀请的有效性，包括 Token 是否存在、是否被撤销、是否过期、使用次数是否耗尽等。用户确认加入后，系统在 </w:t>
+      </w:r>
+      <w:proofErr w:type="spellStart"/>
+      <w:r>
+        <w:rPr>
+          <w:rFonts w:hint="eastAsia"/>
+        </w:rPr>
+        <w:t>account_users</w:t>
+      </w:r>
+      <w:proofErr w:type="spellEnd"/>
+      <w:r>
+        <w:rPr>
+          <w:rFonts w:hint="eastAsia"/>
+        </w:rPr>
+        <w:t xml:space="preserve"> 表中新增成员记录，并将邀请状态标记为已接受。邀请可由账本 Owner/Admin 主动撤销。邀请 Token 采用高随机度或存储哈希以确保安全性。</w:t>
       </w:r>
     </w:p>
     <w:p>
@@ -1394,7 +1470,21 @@
         <w:rPr>
           <w:rFonts w:hint="eastAsia"/>
         </w:rPr>
-        <w:t>单笔消费在数据库中拥有parent_id不为空。</w:t>
+        <w:t>单笔消费在数据库中拥有</w:t>
+      </w:r>
+      <w:proofErr w:type="spellStart"/>
+      <w:r>
+        <w:rPr>
+          <w:rFonts w:hint="eastAsia"/>
+        </w:rPr>
+        <w:t>parent_id</w:t>
+      </w:r>
+      <w:proofErr w:type="spellEnd"/>
+      <w:r>
+        <w:rPr>
+          <w:rFonts w:hint="eastAsia"/>
+        </w:rPr>
+        <w:t>不为空。</w:t>
       </w:r>
     </w:p>
     <w:p>
@@ -1539,7 +1629,21 @@
         <w:rPr>
           <w:rFonts w:hint="eastAsia"/>
         </w:rPr>
-        <w:t>类别应该与账本关联，而非用户。（为了支持共享账本）在前端的体现是，用户点击了账本之后才能去设置这个账本下的消费类别。</w:t>
+        <w:t>类别应该与账本关联，而非用户。（为了支持共享账本）在前端的体现是，用户点击了账</w:t>
+      </w:r>
+      <w:proofErr w:type="gramStart"/>
+      <w:r>
+        <w:rPr>
+          <w:rFonts w:hint="eastAsia"/>
+        </w:rPr>
+        <w:t>本之后</w:t>
+      </w:r>
+      <w:proofErr w:type="gramEnd"/>
+      <w:r>
+        <w:rPr>
+          <w:rFonts w:hint="eastAsia"/>
+        </w:rPr>
+        <w:t>才能去设置这个账本下的消费类别。</w:t>
       </w:r>
     </w:p>
     <w:p>
@@ -1731,11 +1835,19 @@
           <w:rFonts w:hint="eastAsia"/>
         </w:rPr>
       </w:pPr>
-      <w:r>
-        <w:rPr>
-          <w:rFonts w:hint="eastAsia"/>
-        </w:rPr>
-        <w:t>按期间与</w:t>
+      <w:proofErr w:type="gramStart"/>
+      <w:r>
+        <w:rPr>
+          <w:rFonts w:hint="eastAsia"/>
+        </w:rPr>
+        <w:t>按期间</w:t>
+      </w:r>
+      <w:proofErr w:type="gramEnd"/>
+      <w:r>
+        <w:rPr>
+          <w:rFonts w:hint="eastAsia"/>
+        </w:rPr>
+        <w:t>与</w:t>
       </w:r>
       <w:r>
         <w:rPr>
@@ -2082,12 +2194,14 @@
         </w:rPr>
         <w:t>/</w:t>
       </w:r>
+      <w:proofErr w:type="gramStart"/>
       <w:r>
         <w:rPr>
           <w:rFonts w:hint="eastAsia"/>
         </w:rPr>
         <w:t>周度预算</w:t>
       </w:r>
+      <w:proofErr w:type="gramEnd"/>
     </w:p>
     <w:p>
       <w:pPr>
@@ -2104,8 +2218,16 @@
         <w:rPr>
           <w:rFonts w:hint="eastAsia"/>
         </w:rPr>
-        <w:t>针对某消费分类设置月/周度预算</w:t>
-      </w:r>
+        <w:t>针对某消费分类设置月/</w:t>
+      </w:r>
+      <w:proofErr w:type="gramStart"/>
+      <w:r>
+        <w:rPr>
+          <w:rFonts w:hint="eastAsia"/>
+        </w:rPr>
+        <w:t>周度预算</w:t>
+      </w:r>
+      <w:proofErr w:type="gramEnd"/>
     </w:p>
     <w:p>
       <w:pPr>
@@ -2188,9 +2310,6 @@
           <w:ilvl w:val="0"/>
           <w:numId w:val="7"/>
         </w:numPr>
-        <w:rPr>
-          <w:rFonts w:hint="eastAsia"/>
-        </w:rPr>
       </w:pPr>
       <w:r>
         <w:rPr>
@@ -2202,6 +2321,38 @@
         <w:rPr>
           <w:rFonts w:hint="eastAsia"/>
         </w:rPr>
+        <w:t>首先要调用API获取当前</w:t>
+      </w:r>
+      <w:proofErr w:type="gramStart"/>
+      <w:r>
+        <w:rPr>
+          <w:rFonts w:hint="eastAsia"/>
+        </w:rPr>
+        <w:t>帐本</w:t>
+      </w:r>
+      <w:proofErr w:type="gramEnd"/>
+      <w:r>
+        <w:rPr>
+          <w:rFonts w:hint="eastAsia"/>
+        </w:rPr>
+        <w:t>的所有消费类别名，</w:t>
+      </w:r>
+      <w:r>
+        <w:rPr>
+          <w:rFonts w:hint="eastAsia"/>
+        </w:rPr>
+        <w:t>货币等，用于前端check</w:t>
+      </w:r>
+      <w:r>
+        <w:rPr>
+          <w:rFonts w:hint="eastAsia"/>
+        </w:rPr>
+        <w:t>。</w:t>
+      </w:r>
+      <w:r>
+        <w:rPr>
+          <w:rFonts w:hint="eastAsia"/>
+        </w:rPr>
         <w:t>为避免数据污染，采用如下流程。点击上传按钮-&gt;前端预览-&gt;用户</w:t>
       </w:r>
       <w:r>
@@ -2210,6 +2361,118 @@
         </w:rPr>
         <w:t>确认-&gt;批量写入</w:t>
       </w:r>
+      <w:r>
+        <w:rPr>
+          <w:rFonts w:hint="eastAsia"/>
+        </w:rPr>
+        <w:t>。</w:t>
+      </w:r>
+      <w:r>
+        <w:rPr>
+          <w:rFonts w:hint="eastAsia"/>
+        </w:rPr>
+        <w:t>要注意批量写入也不能一次提交</w:t>
+      </w:r>
+      <w:proofErr w:type="gramStart"/>
+      <w:r>
+        <w:rPr>
+          <w:rFonts w:hint="eastAsia"/>
+        </w:rPr>
+        <w:t>几千几万</w:t>
+      </w:r>
+      <w:proofErr w:type="gramEnd"/>
+      <w:r>
+        <w:rPr>
+          <w:rFonts w:hint="eastAsia"/>
+        </w:rPr>
+        <w:t>条，要分批一次200-500条。</w:t>
+      </w:r>
+    </w:p>
+    <w:p>
+      <w:pPr>
+        <w:pStyle w:val="a9"/>
+        <w:numPr>
+          <w:ilvl w:val="1"/>
+          <w:numId w:val="7"/>
+        </w:numPr>
+      </w:pPr>
+      <w:r>
+        <w:rPr>
+          <w:rFonts w:hint="eastAsia"/>
+        </w:rPr>
+        <w:t>注意点：</w:t>
+      </w:r>
+      <w:r>
+        <w:t xml:space="preserve">  </w:t>
+      </w:r>
+    </w:p>
+    <w:p>
+      <w:pPr>
+        <w:ind w:left="440" w:firstLine="400"/>
+      </w:pPr>
+      <w:r>
+        <w:t>Excel导入模板格式</w:t>
+      </w:r>
+    </w:p>
+    <w:p>
+      <w:pPr>
+        <w:ind w:left="440"/>
+      </w:pPr>
+      <w:r>
+        <w:t>  Batch API DTO设计</w:t>
+      </w:r>
+    </w:p>
+    <w:p>
+      <w:pPr>
+        <w:ind w:left="440"/>
+      </w:pPr>
+      <w:r>
+        <w:t xml:space="preserve">  </w:t>
+      </w:r>
+      <w:proofErr w:type="spellStart"/>
+      <w:r>
+        <w:t>SheetJS</w:t>
+      </w:r>
+      <w:proofErr w:type="spellEnd"/>
+      <w:r>
+        <w:t>解析结构</w:t>
+      </w:r>
+    </w:p>
+    <w:p>
+      <w:pPr>
+        <w:ind w:left="440"/>
+      </w:pPr>
+      <w:r>
+        <w:t>  批量导入事务策略</w:t>
+      </w:r>
+    </w:p>
+    <w:p>
+      <w:pPr>
+        <w:ind w:left="440"/>
+        <w:rPr>
+          <w:rFonts w:hint="eastAsia"/>
+        </w:rPr>
+      </w:pPr>
+      <w:r>
+        <w:t>  导入</w:t>
+      </w:r>
+      <w:proofErr w:type="gramStart"/>
+      <w:r>
+        <w:t>失败回滚</w:t>
+      </w:r>
+      <w:proofErr w:type="gramEnd"/>
+      <w:r>
+        <w:t>策略</w:t>
+      </w:r>
+    </w:p>
+    <w:p>
+      <w:pPr>
+        <w:pStyle w:val="a9"/>
+        <w:ind w:left="880"/>
+        <w:rPr>
+          <w:rFonts w:hint="eastAsia"/>
+        </w:rPr>
+      </w:pPr>
     </w:p>
     <w:p>
       <w:pPr>
@@ -2343,13 +2606,23 @@
         </w:rPr>
         <w:t>针对其它汇率的原则是——</w:t>
       </w:r>
+      <w:proofErr w:type="gramStart"/>
       <w:r>
         <w:rPr>
           <w:rFonts w:hint="eastAsia"/>
           <w:b/>
           <w:bCs/>
         </w:rPr>
-        <w:t>存历史汇率是必要的，但只存用到的。</w:t>
+        <w:t>存历史汇率</w:t>
+      </w:r>
+      <w:proofErr w:type="gramEnd"/>
+      <w:r>
+        <w:rPr>
+          <w:rFonts w:hint="eastAsia"/>
+          <w:b/>
+          <w:bCs/>
+        </w:rPr>
+        <w:t>是必要的，但只存用到的。</w:t>
       </w:r>
       <w:r>
         <w:rPr>
@@ -2361,7 +2634,14 @@
         <w:rPr>
           <w:rFonts w:hint="eastAsia"/>
         </w:rPr>
-        <w:t>中日汇率以外的汇率，</w:t>
+        <w:t>中日汇率以</w:t>
+      </w:r>
+      <w:r>
+        <w:rPr>
+          <w:rFonts w:hint="eastAsia"/>
+        </w:rPr>
+        <w:lastRenderedPageBreak/>
+        <w:t>外的汇率，</w:t>
       </w:r>
       <w:r>
         <w:rPr>
@@ -2435,7 +2715,21 @@
         <w:rPr>
           <w:rFonts w:hint="eastAsia"/>
         </w:rPr>
-        <w:t>→ 将查询结果存入 exchange_rates 表</w:t>
+        <w:t xml:space="preserve">→ 将查询结果存入 </w:t>
+      </w:r>
+      <w:proofErr w:type="spellStart"/>
+      <w:r>
+        <w:rPr>
+          <w:rFonts w:hint="eastAsia"/>
+        </w:rPr>
+        <w:t>exchange_rates</w:t>
+      </w:r>
+      <w:proofErr w:type="spellEnd"/>
+      <w:r>
+        <w:rPr>
+          <w:rFonts w:hint="eastAsia"/>
+        </w:rPr>
+        <w:t xml:space="preserve"> 表</w:t>
       </w:r>
     </w:p>
     <w:p>
@@ -2538,8 +2832,14 @@
         <w:rPr>
           <w:rFonts w:hint="eastAsia"/>
         </w:rPr>
-        <w:lastRenderedPageBreak/>
-        <w:t>If expense</w:t>
+        <w:t xml:space="preserve">If </w:t>
+      </w:r>
+      <w:proofErr w:type="spellStart"/>
+      <w:r>
+        <w:rPr>
+          <w:rFonts w:hint="eastAsia"/>
+        </w:rPr>
+        <w:t>expense</w:t>
       </w:r>
       <w:r>
         <w:rPr>
@@ -2553,6 +2853,7 @@
         </w:rPr>
         <w:t>date</w:t>
       </w:r>
+      <w:proofErr w:type="spellEnd"/>
       <w:r>
         <w:rPr>
           <w:rFonts w:hint="eastAsia"/>
@@ -2608,7 +2909,28 @@
         <w:rPr>
           <w:rFonts w:hint="eastAsia"/>
         </w:rPr>
-        <w:t>SELECT rate FROM exchange_rates WHERE base</w:t>
+        <w:t xml:space="preserve">SELECT rate FROM </w:t>
+      </w:r>
+      <w:proofErr w:type="spellStart"/>
+      <w:r>
+        <w:rPr>
+          <w:rFonts w:hint="eastAsia"/>
+        </w:rPr>
+        <w:t>exchange_rates</w:t>
+      </w:r>
+      <w:proofErr w:type="spellEnd"/>
+      <w:r>
+        <w:rPr>
+          <w:rFonts w:hint="eastAsia"/>
+        </w:rPr>
+        <w:t xml:space="preserve"> WHERE </w:t>
+      </w:r>
+      <w:proofErr w:type="spellStart"/>
+      <w:r>
+        <w:rPr>
+          <w:rFonts w:hint="eastAsia"/>
+        </w:rPr>
+        <w:t>base</w:t>
       </w:r>
       <w:r>
         <w:rPr>
@@ -2616,6 +2938,7 @@
         </w:rPr>
         <w:t>_currency</w:t>
       </w:r>
+      <w:proofErr w:type="spellEnd"/>
       <w:r>
         <w:rPr>
           <w:rFonts w:hint="eastAsia"/>
@@ -2637,12 +2960,14 @@
         </w:rPr>
         <w:t xml:space="preserve">AND </w:t>
       </w:r>
+      <w:proofErr w:type="spellStart"/>
       <w:r>
         <w:rPr>
           <w:rFonts w:hint="eastAsia"/>
         </w:rPr>
         <w:t>target_currency</w:t>
       </w:r>
+      <w:proofErr w:type="spellEnd"/>
       <w:r>
         <w:rPr>
           <w:rFonts w:hint="eastAsia"/>
@@ -2692,8 +3017,16 @@
         <w:rPr>
           <w:rFonts w:hint="eastAsia"/>
         </w:rPr>
-        <w:t>LIMIT 1;</w:t>
-      </w:r>
+        <w:t xml:space="preserve">LIMIT </w:t>
+      </w:r>
+      <w:proofErr w:type="gramStart"/>
+      <w:r>
+        <w:rPr>
+          <w:rFonts w:hint="eastAsia"/>
+        </w:rPr>
+        <w:t>1;</w:t>
+      </w:r>
+      <w:proofErr w:type="gramEnd"/>
     </w:p>
     <w:p>
       <w:pPr>
@@ -2727,7 +3060,21 @@
         <w:rPr>
           <w:rFonts w:hint="eastAsia"/>
         </w:rPr>
-        <w:t>查询历史汇率并存库</w:t>
+        <w:t>查询</w:t>
+      </w:r>
+      <w:proofErr w:type="gramStart"/>
+      <w:r>
+        <w:rPr>
+          <w:rFonts w:hint="eastAsia"/>
+        </w:rPr>
+        <w:t>历史汇率</w:t>
+      </w:r>
+      <w:proofErr w:type="gramEnd"/>
+      <w:r>
+        <w:rPr>
+          <w:rFonts w:hint="eastAsia"/>
+        </w:rPr>
+        <w:t>并存库</w:t>
       </w:r>
     </w:p>
     <w:p>
@@ -2993,7 +3340,23 @@
         <w:t>用户管理</w:t>
       </w:r>
       <w:r>
-        <w:t>，增删改查，deactive，被deactive的用户使用时受限</w:t>
+        <w:t>，增删改查，</w:t>
+      </w:r>
+      <w:proofErr w:type="spellStart"/>
+      <w:r>
+        <w:t>deactive</w:t>
+      </w:r>
+      <w:proofErr w:type="spellEnd"/>
+      <w:r>
+        <w:t>，被</w:t>
+      </w:r>
+      <w:proofErr w:type="spellStart"/>
+      <w:r>
+        <w:t>deactive</w:t>
+      </w:r>
+      <w:proofErr w:type="spellEnd"/>
+      <w:r>
+        <w:t>的用户使用时受限</w:t>
       </w:r>
     </w:p>
     <w:p>
@@ -3078,6 +3441,7 @@
           <w:color w:val="000000" w:themeColor="text1"/>
           <w:sz w:val="32"/>
         </w:rPr>
+        <w:lastRenderedPageBreak/>
         <w:t>定期报表模块（扩展）</w:t>
       </w:r>
     </w:p>
@@ -3189,7 +3553,6 @@
         <w:rPr>
           <w:rFonts w:hint="eastAsia"/>
         </w:rPr>
-        <w:lastRenderedPageBreak/>
         <w:t>系统日志（system logs）：API请求，错误日志等</w:t>
       </w:r>
     </w:p>
@@ -3539,6 +3902,9 @@
           <w:ilvl w:val="0"/>
           <w:numId w:val="46"/>
         </w:numPr>
+        <w:rPr>
+          <w:rFonts w:hint="eastAsia"/>
+        </w:rPr>
       </w:pPr>
       <w:r>
         <w:rPr>
@@ -3657,11 +4023,19 @@
           <w:rFonts w:hint="eastAsia"/>
         </w:rPr>
       </w:pPr>
-      <w:r>
-        <w:rPr>
-          <w:rFonts w:hint="eastAsia"/>
-        </w:rPr>
-        <w:t>account_books（账本）</w:t>
+      <w:proofErr w:type="spellStart"/>
+      <w:r>
+        <w:rPr>
+          <w:rFonts w:hint="eastAsia"/>
+        </w:rPr>
+        <w:t>account_books</w:t>
+      </w:r>
+      <w:proofErr w:type="spellEnd"/>
+      <w:r>
+        <w:rPr>
+          <w:rFonts w:hint="eastAsia"/>
+        </w:rPr>
+        <w:t>（账本）</w:t>
       </w:r>
     </w:p>
     <w:p>
@@ -3675,6 +4049,7 @@
           <w:rFonts w:hint="eastAsia"/>
         </w:rPr>
       </w:pPr>
+      <w:proofErr w:type="spellStart"/>
       <w:r>
         <w:rPr>
           <w:rFonts w:hint="eastAsia"/>
@@ -3691,7 +4066,14 @@
         <w:rPr>
           <w:rFonts w:hint="eastAsia"/>
         </w:rPr>
-        <w:t>users（账本成员 + 账本内角色）</w:t>
+        <w:t>users</w:t>
+      </w:r>
+      <w:proofErr w:type="spellEnd"/>
+      <w:r>
+        <w:rPr>
+          <w:rFonts w:hint="eastAsia"/>
+        </w:rPr>
+        <w:t>（账本成员 + 账本内角色）</w:t>
       </w:r>
     </w:p>
     <w:p>
@@ -3705,9 +4087,11 @@
           <w:rFonts w:hint="eastAsia"/>
         </w:rPr>
       </w:pPr>
+      <w:proofErr w:type="spellStart"/>
       <w:r>
         <w:t>account_invitations</w:t>
       </w:r>
+      <w:proofErr w:type="spellEnd"/>
       <w:r>
         <w:rPr>
           <w:rFonts w:hint="eastAsia"/>
@@ -3726,6 +4110,7 @@
           <w:rFonts w:hint="eastAsia"/>
         </w:rPr>
       </w:pPr>
+      <w:proofErr w:type="spellStart"/>
       <w:r>
         <w:rPr>
           <w:rFonts w:hint="eastAsia"/>
@@ -3742,7 +4127,14 @@
         <w:rPr>
           <w:rFonts w:hint="eastAsia"/>
         </w:rPr>
-        <w:t>categories（账本下的消费分类）</w:t>
+        <w:t>categories</w:t>
+      </w:r>
+      <w:proofErr w:type="spellEnd"/>
+      <w:r>
+        <w:rPr>
+          <w:rFonts w:hint="eastAsia"/>
+        </w:rPr>
+        <w:t>（账本下的消费分类）</w:t>
       </w:r>
     </w:p>
     <w:p>
@@ -3798,11 +4190,20 @@
           <w:rFonts w:hint="eastAsia"/>
         </w:rPr>
       </w:pPr>
-      <w:r>
-        <w:rPr>
-          <w:rFonts w:hint="eastAsia"/>
-        </w:rPr>
-        <w:t>exchange_rates（汇率表，按对、按日存）</w:t>
+      <w:proofErr w:type="spellStart"/>
+      <w:r>
+        <w:rPr>
+          <w:rFonts w:hint="eastAsia"/>
+        </w:rPr>
+        <w:lastRenderedPageBreak/>
+        <w:t>exchange_rates</w:t>
+      </w:r>
+      <w:proofErr w:type="spellEnd"/>
+      <w:r>
+        <w:rPr>
+          <w:rFonts w:hint="eastAsia"/>
+        </w:rPr>
+        <w:t>（汇率表，按对、按日存）</w:t>
       </w:r>
     </w:p>
     <w:p>
@@ -3834,11 +4235,19 @@
           <w:rFonts w:hint="eastAsia"/>
         </w:rPr>
       </w:pPr>
-      <w:r>
-        <w:rPr>
-          <w:rFonts w:hint="eastAsia"/>
-        </w:rPr>
-        <w:t>auth_refresh_tokens（刷新令牌存储，支持登出/撤销）</w:t>
+      <w:proofErr w:type="spellStart"/>
+      <w:r>
+        <w:rPr>
+          <w:rFonts w:hint="eastAsia"/>
+        </w:rPr>
+        <w:t>auth_refresh_tokens</w:t>
+      </w:r>
+      <w:proofErr w:type="spellEnd"/>
+      <w:r>
+        <w:rPr>
+          <w:rFonts w:hint="eastAsia"/>
+        </w:rPr>
+        <w:t>（刷新令牌存储，支持登出/撤销）</w:t>
       </w:r>
     </w:p>
     <w:p>
@@ -3852,6 +4261,7 @@
           <w:rFonts w:hint="eastAsia"/>
         </w:rPr>
       </w:pPr>
+      <w:proofErr w:type="spellStart"/>
       <w:r>
         <w:rPr>
           <w:rFonts w:hint="eastAsia"/>
@@ -3864,6 +4274,7 @@
         </w:rPr>
         <w:t>ogs</w:t>
       </w:r>
+      <w:proofErr w:type="spellEnd"/>
     </w:p>
     <w:p>
       <w:pPr>
@@ -3893,7 +4304,6 @@
           <w:color w:val="000000" w:themeColor="text1"/>
           <w:sz w:val="32"/>
         </w:rPr>
-        <w:lastRenderedPageBreak/>
         <w:t>数据表关系</w:t>
       </w:r>
       <w:r>
@@ -3992,6 +4402,7 @@
           <w:ilvl w:val="2"/>
           <w:numId w:val="1"/>
         </w:numPr>
+        <w:spacing w:line="259" w:lineRule="auto"/>
         <w:rPr>
           <w:rFonts w:hint="eastAsia"/>
           <w:b/>
@@ -4003,7 +4414,6 @@
       </w:pPr>
       <w:r>
         <w:rPr>
-          <w:rFonts w:hint="eastAsia"/>
           <w:b/>
           <w:bCs/>
           <w:color w:val="000000" w:themeColor="text1"/>
@@ -4035,8 +4445,15 @@
           <w:rFonts w:hint="eastAsia"/>
         </w:rPr>
         <w:tab/>
+      </w:r>
+      <w:proofErr w:type="spellStart"/>
+      <w:r>
+        <w:rPr>
+          <w:rFonts w:hint="eastAsia"/>
+        </w:rPr>
         <w:t>uuid</w:t>
       </w:r>
+      <w:proofErr w:type="spellEnd"/>
       <w:r>
         <w:rPr>
           <w:rFonts w:hint="eastAsia"/>
@@ -4088,12 +4505,14 @@
           <w:rFonts w:hint="eastAsia"/>
         </w:rPr>
       </w:pPr>
+      <w:proofErr w:type="spellStart"/>
       <w:r>
         <w:rPr>
           <w:rFonts w:hint="eastAsia"/>
         </w:rPr>
         <w:t>password_hash</w:t>
       </w:r>
+      <w:proofErr w:type="spellEnd"/>
       <w:r>
         <w:rPr>
           <w:rFonts w:hint="eastAsia"/>
@@ -4106,8 +4525,15 @@
           <w:rFonts w:hint="eastAsia"/>
         </w:rPr>
         <w:tab/>
+      </w:r>
+      <w:proofErr w:type="spellStart"/>
+      <w:r>
+        <w:rPr>
+          <w:rFonts w:hint="eastAsia"/>
+        </w:rPr>
         <w:t>bcrypt</w:t>
       </w:r>
+      <w:proofErr w:type="spellEnd"/>
     </w:p>
     <w:p>
       <w:pPr>
@@ -4151,12 +4577,14 @@
           <w:rFonts w:hint="eastAsia"/>
         </w:rPr>
       </w:pPr>
+      <w:proofErr w:type="spellStart"/>
       <w:r>
         <w:rPr>
           <w:rFonts w:hint="eastAsia"/>
         </w:rPr>
         <w:t>preferred_currency</w:t>
       </w:r>
+      <w:proofErr w:type="spellEnd"/>
       <w:r>
         <w:rPr>
           <w:rFonts w:hint="eastAsia"/>
@@ -4215,6 +4643,7 @@
           <w:rFonts w:hint="eastAsia"/>
         </w:rPr>
       </w:pPr>
+      <w:proofErr w:type="spellStart"/>
       <w:r>
         <w:rPr>
           <w:rFonts w:hint="eastAsia"/>
@@ -4225,19 +4654,36 @@
         <w:rPr>
           <w:rFonts w:hint="eastAsia"/>
         </w:rPr>
-        <w:t>account_book_id</w:t>
-      </w:r>
+        <w:t>account_book_</w:t>
+      </w:r>
+      <w:proofErr w:type="gramStart"/>
+      <w:r>
+        <w:rPr>
+          <w:rFonts w:hint="eastAsia"/>
+        </w:rPr>
+        <w:t>id</w:t>
+      </w:r>
+      <w:proofErr w:type="spellEnd"/>
       <w:r>
         <w:rPr>
           <w:rFonts w:hint="eastAsia"/>
         </w:rPr>
         <w:t xml:space="preserve">  </w:t>
       </w:r>
-      <w:r>
-        <w:rPr>
-          <w:rFonts w:hint="eastAsia"/>
-        </w:rPr>
-        <w:t>uuid FK</w:t>
+      <w:proofErr w:type="spellStart"/>
+      <w:r>
+        <w:rPr>
+          <w:rFonts w:hint="eastAsia"/>
+        </w:rPr>
+        <w:t>uuid</w:t>
+      </w:r>
+      <w:proofErr w:type="spellEnd"/>
+      <w:proofErr w:type="gramEnd"/>
+      <w:r>
+        <w:rPr>
+          <w:rFonts w:hint="eastAsia"/>
+        </w:rPr>
+        <w:t xml:space="preserve"> FK</w:t>
       </w:r>
     </w:p>
     <w:p>
@@ -4251,19 +4697,28 @@
           <w:rFonts w:hint="eastAsia"/>
         </w:rPr>
       </w:pPr>
+      <w:proofErr w:type="spellStart"/>
       <w:r>
         <w:rPr>
           <w:rFonts w:hint="eastAsia"/>
         </w:rPr>
         <w:t>is_active</w:t>
       </w:r>
+      <w:proofErr w:type="spellEnd"/>
       <w:r>
         <w:rPr>
           <w:rFonts w:hint="eastAsia"/>
         </w:rPr>
         <w:tab/>
+      </w:r>
+      <w:proofErr w:type="spellStart"/>
+      <w:r>
+        <w:rPr>
+          <w:rFonts w:hint="eastAsia"/>
+        </w:rPr>
         <w:t>boolean</w:t>
       </w:r>
+      <w:proofErr w:type="spellEnd"/>
       <w:r>
         <w:rPr>
           <w:rFonts w:hint="eastAsia"/>
@@ -4288,19 +4743,28 @@
           <w:rFonts w:hint="eastAsia"/>
         </w:rPr>
       </w:pPr>
+      <w:proofErr w:type="spellStart"/>
       <w:r>
         <w:rPr>
           <w:rFonts w:hint="eastAsia"/>
         </w:rPr>
         <w:t>created_at</w:t>
       </w:r>
+      <w:proofErr w:type="spellEnd"/>
       <w:r>
         <w:rPr>
           <w:rFonts w:hint="eastAsia"/>
         </w:rPr>
         <w:tab/>
+      </w:r>
+      <w:proofErr w:type="spellStart"/>
+      <w:r>
+        <w:rPr>
+          <w:rFonts w:hint="eastAsia"/>
+        </w:rPr>
         <w:t>timestamptz</w:t>
       </w:r>
+      <w:proofErr w:type="spellEnd"/>
       <w:r>
         <w:rPr>
           <w:rFonts w:hint="eastAsia"/>
@@ -4319,19 +4783,28 @@
           <w:rFonts w:hint="eastAsia"/>
         </w:rPr>
       </w:pPr>
+      <w:proofErr w:type="spellStart"/>
       <w:r>
         <w:rPr>
           <w:rFonts w:hint="eastAsia"/>
         </w:rPr>
         <w:t>updated_at</w:t>
       </w:r>
+      <w:proofErr w:type="spellEnd"/>
       <w:r>
         <w:rPr>
           <w:rFonts w:hint="eastAsia"/>
         </w:rPr>
         <w:tab/>
+      </w:r>
+      <w:proofErr w:type="spellStart"/>
+      <w:r>
+        <w:rPr>
+          <w:rFonts w:hint="eastAsia"/>
+        </w:rPr>
         <w:t>timestamptz</w:t>
       </w:r>
+      <w:proofErr w:type="spellEnd"/>
       <w:r>
         <w:rPr>
           <w:rFonts w:hint="eastAsia"/>
@@ -4350,19 +4823,28 @@
           <w:rFonts w:hint="eastAsia"/>
         </w:rPr>
       </w:pPr>
+      <w:proofErr w:type="spellStart"/>
       <w:r>
         <w:rPr>
           <w:rFonts w:hint="eastAsia"/>
         </w:rPr>
         <w:t>deleted_at</w:t>
       </w:r>
+      <w:proofErr w:type="spellEnd"/>
       <w:r>
         <w:rPr>
           <w:rFonts w:hint="eastAsia"/>
         </w:rPr>
         <w:tab/>
+      </w:r>
+      <w:proofErr w:type="spellStart"/>
+      <w:r>
+        <w:rPr>
+          <w:rFonts w:hint="eastAsia"/>
+        </w:rPr>
         <w:t>timestamptz</w:t>
       </w:r>
+      <w:proofErr w:type="spellEnd"/>
       <w:r>
         <w:rPr>
           <w:rFonts w:hint="eastAsia"/>
@@ -4414,8 +4896,30 @@
         <w:rPr>
           <w:rFonts w:hint="eastAsia"/>
         </w:rPr>
-        <w:t>UNIQUE INDEX users_email_unique (email);</w:t>
-      </w:r>
+        <w:t xml:space="preserve">UNIQUE INDEX </w:t>
+      </w:r>
+      <w:proofErr w:type="spellStart"/>
+      <w:r>
+        <w:rPr>
+          <w:rFonts w:hint="eastAsia"/>
+        </w:rPr>
+        <w:t>users_email_unique</w:t>
+      </w:r>
+      <w:proofErr w:type="spellEnd"/>
+      <w:r>
+        <w:rPr>
+          <w:rFonts w:hint="eastAsia"/>
+        </w:rPr>
+        <w:t xml:space="preserve"> (email</w:t>
+      </w:r>
+      <w:proofErr w:type="gramStart"/>
+      <w:r>
+        <w:rPr>
+          <w:rFonts w:hint="eastAsia"/>
+        </w:rPr>
+        <w:t>);</w:t>
+      </w:r>
+      <w:proofErr w:type="gramEnd"/>
     </w:p>
     <w:p>
       <w:pPr>
@@ -4440,6 +4944,7 @@
           <w:szCs w:val="28"/>
         </w:rPr>
       </w:pPr>
+      <w:proofErr w:type="spellStart"/>
       <w:r>
         <w:rPr>
           <w:rFonts w:hint="eastAsia"/>
@@ -4451,6 +4956,7 @@
         </w:rPr>
         <w:t>account_books</w:t>
       </w:r>
+      <w:proofErr w:type="spellEnd"/>
       <w:r>
         <w:rPr>
           <w:rFonts w:hint="eastAsia"/>
@@ -4485,8 +4991,15 @@
           <w:rFonts w:hint="eastAsia"/>
         </w:rPr>
         <w:tab/>
+      </w:r>
+      <w:proofErr w:type="spellStart"/>
+      <w:r>
+        <w:rPr>
+          <w:rFonts w:hint="eastAsia"/>
+        </w:rPr>
         <w:t>uuid</w:t>
       </w:r>
+      <w:proofErr w:type="spellEnd"/>
       <w:r>
         <w:rPr>
           <w:rFonts w:hint="eastAsia"/>
@@ -4509,6 +5022,7 @@
         <w:rPr>
           <w:rFonts w:hint="eastAsia"/>
         </w:rPr>
+        <w:lastRenderedPageBreak/>
         <w:t>name</w:t>
       </w:r>
       <w:r>
@@ -4536,19 +5050,28 @@
           <w:rFonts w:hint="eastAsia"/>
         </w:rPr>
       </w:pPr>
+      <w:proofErr w:type="spellStart"/>
       <w:r>
         <w:rPr>
           <w:rFonts w:hint="eastAsia"/>
         </w:rPr>
         <w:t>owner_user_id</w:t>
       </w:r>
+      <w:proofErr w:type="spellEnd"/>
       <w:r>
         <w:rPr>
           <w:rFonts w:hint="eastAsia"/>
         </w:rPr>
         <w:tab/>
+      </w:r>
+      <w:proofErr w:type="spellStart"/>
+      <w:r>
+        <w:rPr>
+          <w:rFonts w:hint="eastAsia"/>
+        </w:rPr>
         <w:t>uuid</w:t>
       </w:r>
+      <w:proofErr w:type="spellEnd"/>
       <w:r>
         <w:rPr>
           <w:rFonts w:hint="eastAsia"/>
@@ -4579,18 +5102,33 @@
           <w:rFonts w:hint="eastAsia"/>
         </w:rPr>
       </w:pPr>
+      <w:proofErr w:type="spellStart"/>
       <w:r>
         <w:rPr>
           <w:rFonts w:hint="eastAsia"/>
         </w:rPr>
         <w:t>base_currency</w:t>
       </w:r>
+      <w:proofErr w:type="spellEnd"/>
       <w:r>
         <w:rPr>
           <w:rFonts w:hint="eastAsia"/>
         </w:rPr>
         <w:tab/>
-        <w:t>varchar(3)</w:t>
+      </w:r>
+      <w:proofErr w:type="gramStart"/>
+      <w:r>
+        <w:rPr>
+          <w:rFonts w:hint="eastAsia"/>
+        </w:rPr>
+        <w:t>varchar(</w:t>
+      </w:r>
+      <w:proofErr w:type="gramEnd"/>
+      <w:r>
+        <w:rPr>
+          <w:rFonts w:hint="eastAsia"/>
+        </w:rPr>
+        <w:t>3)</w:t>
       </w:r>
     </w:p>
     <w:p>
@@ -4636,19 +5174,28 @@
           <w:rFonts w:hint="eastAsia"/>
         </w:rPr>
       </w:pPr>
+      <w:proofErr w:type="spellStart"/>
       <w:r>
         <w:rPr>
           <w:rFonts w:hint="eastAsia"/>
         </w:rPr>
         <w:t>created_at</w:t>
       </w:r>
+      <w:proofErr w:type="spellEnd"/>
       <w:r>
         <w:rPr>
           <w:rFonts w:hint="eastAsia"/>
         </w:rPr>
         <w:tab/>
+      </w:r>
+      <w:proofErr w:type="spellStart"/>
+      <w:r>
+        <w:rPr>
+          <w:rFonts w:hint="eastAsia"/>
+        </w:rPr>
         <w:t>timestamptz</w:t>
       </w:r>
+      <w:proofErr w:type="spellEnd"/>
       <w:r>
         <w:rPr>
           <w:rFonts w:hint="eastAsia"/>
@@ -4667,19 +5214,28 @@
           <w:rFonts w:hint="eastAsia"/>
         </w:rPr>
       </w:pPr>
+      <w:proofErr w:type="spellStart"/>
       <w:r>
         <w:rPr>
           <w:rFonts w:hint="eastAsia"/>
         </w:rPr>
         <w:t>updated_at</w:t>
       </w:r>
+      <w:proofErr w:type="spellEnd"/>
       <w:r>
         <w:rPr>
           <w:rFonts w:hint="eastAsia"/>
         </w:rPr>
         <w:tab/>
+      </w:r>
+      <w:proofErr w:type="spellStart"/>
+      <w:r>
+        <w:rPr>
+          <w:rFonts w:hint="eastAsia"/>
+        </w:rPr>
         <w:t>timestamptz</w:t>
       </w:r>
+      <w:proofErr w:type="spellEnd"/>
       <w:r>
         <w:rPr>
           <w:rFonts w:hint="eastAsia"/>
@@ -4698,20 +5254,28 @@
           <w:rFonts w:hint="eastAsia"/>
         </w:rPr>
       </w:pPr>
-      <w:r>
-        <w:rPr>
-          <w:rFonts w:hint="eastAsia"/>
-        </w:rPr>
-        <w:lastRenderedPageBreak/>
+      <w:proofErr w:type="spellStart"/>
+      <w:r>
+        <w:rPr>
+          <w:rFonts w:hint="eastAsia"/>
+        </w:rPr>
         <w:t>deleted_at</w:t>
       </w:r>
+      <w:proofErr w:type="spellEnd"/>
       <w:r>
         <w:rPr>
           <w:rFonts w:hint="eastAsia"/>
         </w:rPr>
         <w:tab/>
+      </w:r>
+      <w:proofErr w:type="spellStart"/>
+      <w:r>
+        <w:rPr>
+          <w:rFonts w:hint="eastAsia"/>
+        </w:rPr>
         <w:t>timestamptz</w:t>
       </w:r>
+      <w:proofErr w:type="spellEnd"/>
       <w:r>
         <w:rPr>
           <w:rFonts w:hint="eastAsia"/>
@@ -4763,8 +5327,52 @@
         <w:rPr>
           <w:rFonts w:hint="eastAsia"/>
         </w:rPr>
-        <w:t>CREATE INDEX idx_account_books_owner ON account_books(owner_user_id);</w:t>
-      </w:r>
+        <w:t xml:space="preserve">CREATE INDEX </w:t>
+      </w:r>
+      <w:proofErr w:type="spellStart"/>
+      <w:r>
+        <w:rPr>
+          <w:rFonts w:hint="eastAsia"/>
+        </w:rPr>
+        <w:t>idx_account_books_owner</w:t>
+      </w:r>
+      <w:proofErr w:type="spellEnd"/>
+      <w:r>
+        <w:rPr>
+          <w:rFonts w:hint="eastAsia"/>
+        </w:rPr>
+        <w:t xml:space="preserve"> ON </w:t>
+      </w:r>
+      <w:proofErr w:type="spellStart"/>
+      <w:r>
+        <w:rPr>
+          <w:rFonts w:hint="eastAsia"/>
+        </w:rPr>
+        <w:t>account_books</w:t>
+      </w:r>
+      <w:proofErr w:type="spellEnd"/>
+      <w:r>
+        <w:rPr>
+          <w:rFonts w:hint="eastAsia"/>
+        </w:rPr>
+        <w:t>(</w:t>
+      </w:r>
+      <w:proofErr w:type="spellStart"/>
+      <w:r>
+        <w:rPr>
+          <w:rFonts w:hint="eastAsia"/>
+        </w:rPr>
+        <w:t>owner_user_id</w:t>
+      </w:r>
+      <w:proofErr w:type="spellEnd"/>
+      <w:proofErr w:type="gramStart"/>
+      <w:r>
+        <w:rPr>
+          <w:rFonts w:hint="eastAsia"/>
+        </w:rPr>
+        <w:t>);</w:t>
+      </w:r>
+      <w:proofErr w:type="gramEnd"/>
     </w:p>
     <w:p>
       <w:pPr>
@@ -4782,6 +5390,7 @@
           <w:szCs w:val="28"/>
         </w:rPr>
       </w:pPr>
+      <w:proofErr w:type="spellStart"/>
       <w:r>
         <w:rPr>
           <w:b/>
@@ -4813,6 +5422,7 @@
         </w:rPr>
         <w:t>_permissions</w:t>
       </w:r>
+      <w:proofErr w:type="spellEnd"/>
       <w:r>
         <w:rPr>
           <w:rFonts w:hint="eastAsia"/>
@@ -4847,8 +5457,15 @@
           <w:rFonts w:hint="eastAsia"/>
         </w:rPr>
         <w:tab/>
+      </w:r>
+      <w:proofErr w:type="spellStart"/>
+      <w:r>
+        <w:rPr>
+          <w:rFonts w:hint="eastAsia"/>
+        </w:rPr>
         <w:t>uuid</w:t>
       </w:r>
+      <w:proofErr w:type="spellEnd"/>
       <w:r>
         <w:rPr>
           <w:rFonts w:hint="eastAsia"/>
@@ -4868,19 +5485,28 @@
           <w:rFonts w:hint="eastAsia"/>
         </w:rPr>
       </w:pPr>
+      <w:proofErr w:type="spellStart"/>
       <w:r>
         <w:rPr>
           <w:rFonts w:hint="eastAsia"/>
         </w:rPr>
         <w:t>account_book_id</w:t>
       </w:r>
+      <w:proofErr w:type="spellEnd"/>
       <w:r>
         <w:rPr>
           <w:rFonts w:hint="eastAsia"/>
         </w:rPr>
         <w:tab/>
+      </w:r>
+      <w:proofErr w:type="spellStart"/>
+      <w:r>
+        <w:rPr>
+          <w:rFonts w:hint="eastAsia"/>
+        </w:rPr>
         <w:t>uuid</w:t>
       </w:r>
+      <w:proofErr w:type="spellEnd"/>
       <w:r>
         <w:rPr>
           <w:rFonts w:hint="eastAsia"/>
@@ -4911,19 +5537,28 @@
           <w:rFonts w:hint="eastAsia"/>
         </w:rPr>
       </w:pPr>
+      <w:proofErr w:type="spellStart"/>
       <w:r>
         <w:rPr>
           <w:rFonts w:hint="eastAsia"/>
         </w:rPr>
         <w:t>user_id</w:t>
       </w:r>
+      <w:proofErr w:type="spellEnd"/>
       <w:r>
         <w:rPr>
           <w:rFonts w:hint="eastAsia"/>
         </w:rPr>
         <w:tab/>
+      </w:r>
+      <w:proofErr w:type="spellStart"/>
+      <w:r>
+        <w:rPr>
+          <w:rFonts w:hint="eastAsia"/>
+        </w:rPr>
         <w:t>uuid</w:t>
       </w:r>
+      <w:proofErr w:type="spellEnd"/>
       <w:r>
         <w:rPr>
           <w:rFonts w:hint="eastAsia"/>
@@ -4954,12 +5589,14 @@
           <w:rFonts w:hint="eastAsia"/>
         </w:rPr>
       </w:pPr>
+      <w:proofErr w:type="spellStart"/>
       <w:r>
         <w:rPr>
           <w:rFonts w:hint="eastAsia"/>
         </w:rPr>
         <w:t>account_role</w:t>
       </w:r>
+      <w:proofErr w:type="spellEnd"/>
       <w:r>
         <w:rPr>
           <w:rFonts w:hint="eastAsia"/>
@@ -4971,7 +5608,20 @@
           <w:rFonts w:hint="eastAsia"/>
         </w:rPr>
         <w:tab/>
-        <w:t>varchar(20)</w:t>
+      </w:r>
+      <w:proofErr w:type="gramStart"/>
+      <w:r>
+        <w:rPr>
+          <w:rFonts w:hint="eastAsia"/>
+        </w:rPr>
+        <w:t>varchar(</w:t>
+      </w:r>
+      <w:proofErr w:type="gramEnd"/>
+      <w:r>
+        <w:rPr>
+          <w:rFonts w:hint="eastAsia"/>
+        </w:rPr>
+        <w:t>20)</w:t>
       </w:r>
       <w:r>
         <w:rPr>
@@ -4998,6 +5648,7 @@
           <w:rFonts w:hint="eastAsia"/>
         </w:rPr>
       </w:pPr>
+      <w:proofErr w:type="spellStart"/>
       <w:r>
         <w:rPr>
           <w:rFonts w:hint="eastAsia"/>
@@ -5010,6 +5661,7 @@
         </w:rPr>
         <w:t>ed_at</w:t>
       </w:r>
+      <w:proofErr w:type="spellEnd"/>
       <w:r>
         <w:rPr>
           <w:rFonts w:hint="eastAsia"/>
@@ -5021,8 +5673,15 @@
           <w:rFonts w:hint="eastAsia"/>
         </w:rPr>
         <w:tab/>
+      </w:r>
+      <w:proofErr w:type="spellStart"/>
+      <w:r>
+        <w:rPr>
+          <w:rFonts w:hint="eastAsia"/>
+        </w:rPr>
         <w:t>timestamptz</w:t>
       </w:r>
+      <w:proofErr w:type="spellEnd"/>
       <w:r>
         <w:rPr>
           <w:rFonts w:hint="eastAsia"/>
@@ -5073,33 +5732,131 @@
         <w:rPr>
           <w:rFonts w:hint="eastAsia"/>
         </w:rPr>
-        <w:t>CREATE INDEX idx_account_user_unique ON account_to_users(</w:t>
-      </w:r>
+        <w:t xml:space="preserve">CREATE INDEX </w:t>
+      </w:r>
+      <w:proofErr w:type="spellStart"/>
+      <w:r>
+        <w:rPr>
+          <w:rFonts w:hint="eastAsia"/>
+        </w:rPr>
+        <w:t>idx_account_user_unique</w:t>
+      </w:r>
+      <w:proofErr w:type="spellEnd"/>
+      <w:r>
+        <w:rPr>
+          <w:rFonts w:hint="eastAsia"/>
+        </w:rPr>
+        <w:t xml:space="preserve"> ON </w:t>
+      </w:r>
+      <w:proofErr w:type="spellStart"/>
+      <w:r>
+        <w:rPr>
+          <w:rFonts w:hint="eastAsia"/>
+        </w:rPr>
+        <w:t>account_to_</w:t>
+      </w:r>
+      <w:proofErr w:type="gramStart"/>
+      <w:r>
+        <w:rPr>
+          <w:rFonts w:hint="eastAsia"/>
+        </w:rPr>
+        <w:t>users</w:t>
+      </w:r>
+      <w:proofErr w:type="spellEnd"/>
+      <w:r>
+        <w:rPr>
+          <w:rFonts w:hint="eastAsia"/>
+        </w:rPr>
+        <w:t>(</w:t>
+      </w:r>
+      <w:proofErr w:type="spellStart"/>
+      <w:proofErr w:type="gramEnd"/>
       <w:r>
         <w:rPr>
           <w:rFonts w:hint="eastAsia"/>
         </w:rPr>
         <w:t>account_book_id</w:t>
       </w:r>
-      <w:r>
-        <w:rPr>
-          <w:rFonts w:hint="eastAsia"/>
-        </w:rPr>
-        <w:t>, user_id);</w:t>
-      </w:r>
-    </w:p>
-    <w:p>
-      <w:pPr>
-        <w:rPr>
-          <w:rFonts w:hint="eastAsia"/>
-        </w:rPr>
-      </w:pPr>
-      <w:r>
-        <w:rPr>
-          <w:rFonts w:hint="eastAsia"/>
-        </w:rPr>
-        <w:t>CREATE INDEX idx_account_to_users_user ON account_to_users(user_id);</w:t>
-      </w:r>
+      <w:proofErr w:type="spellEnd"/>
+      <w:r>
+        <w:rPr>
+          <w:rFonts w:hint="eastAsia"/>
+        </w:rPr>
+        <w:t xml:space="preserve">, </w:t>
+      </w:r>
+      <w:proofErr w:type="spellStart"/>
+      <w:r>
+        <w:rPr>
+          <w:rFonts w:hint="eastAsia"/>
+        </w:rPr>
+        <w:t>user_id</w:t>
+      </w:r>
+      <w:proofErr w:type="spellEnd"/>
+      <w:proofErr w:type="gramStart"/>
+      <w:r>
+        <w:rPr>
+          <w:rFonts w:hint="eastAsia"/>
+        </w:rPr>
+        <w:t>);</w:t>
+      </w:r>
+      <w:proofErr w:type="gramEnd"/>
+    </w:p>
+    <w:p>
+      <w:pPr>
+        <w:rPr>
+          <w:rFonts w:hint="eastAsia"/>
+        </w:rPr>
+      </w:pPr>
+      <w:r>
+        <w:rPr>
+          <w:rFonts w:hint="eastAsia"/>
+        </w:rPr>
+        <w:t xml:space="preserve">CREATE INDEX </w:t>
+      </w:r>
+      <w:proofErr w:type="spellStart"/>
+      <w:r>
+        <w:rPr>
+          <w:rFonts w:hint="eastAsia"/>
+        </w:rPr>
+        <w:t>idx_account_to_users_user</w:t>
+      </w:r>
+      <w:proofErr w:type="spellEnd"/>
+      <w:r>
+        <w:rPr>
+          <w:rFonts w:hint="eastAsia"/>
+        </w:rPr>
+        <w:t xml:space="preserve"> ON </w:t>
+      </w:r>
+      <w:proofErr w:type="spellStart"/>
+      <w:r>
+        <w:rPr>
+          <w:rFonts w:hint="eastAsia"/>
+        </w:rPr>
+        <w:t>account_to_users</w:t>
+      </w:r>
+      <w:proofErr w:type="spellEnd"/>
+      <w:r>
+        <w:rPr>
+          <w:rFonts w:hint="eastAsia"/>
+        </w:rPr>
+        <w:t>(</w:t>
+      </w:r>
+      <w:proofErr w:type="spellStart"/>
+      <w:r>
+        <w:rPr>
+          <w:rFonts w:hint="eastAsia"/>
+        </w:rPr>
+        <w:t>user_id</w:t>
+      </w:r>
+      <w:proofErr w:type="spellEnd"/>
+      <w:proofErr w:type="gramStart"/>
+      <w:r>
+        <w:rPr>
+          <w:rFonts w:hint="eastAsia"/>
+        </w:rPr>
+        <w:t>);</w:t>
+      </w:r>
+      <w:proofErr w:type="gramEnd"/>
     </w:p>
     <w:p>
       <w:pPr>
@@ -5117,6 +5874,7 @@
           <w:szCs w:val="28"/>
         </w:rPr>
       </w:pPr>
+      <w:proofErr w:type="spellStart"/>
       <w:r>
         <w:rPr>
           <w:rFonts w:hint="eastAsia"/>
@@ -5128,6 +5886,7 @@
         </w:rPr>
         <w:t>account_invitations</w:t>
       </w:r>
+      <w:proofErr w:type="spellEnd"/>
       <w:r>
         <w:rPr>
           <w:rFonts w:hint="eastAsia"/>
@@ -5162,8 +5921,15 @@
           <w:rFonts w:hint="eastAsia"/>
         </w:rPr>
         <w:tab/>
+      </w:r>
+      <w:proofErr w:type="spellStart"/>
+      <w:r>
+        <w:rPr>
+          <w:rFonts w:hint="eastAsia"/>
+        </w:rPr>
         <w:t>uuid</w:t>
       </w:r>
+      <w:proofErr w:type="spellEnd"/>
       <w:r>
         <w:rPr>
           <w:rFonts w:hint="eastAsia"/>
@@ -5182,19 +5948,28 @@
           <w:rFonts w:hint="eastAsia"/>
         </w:rPr>
       </w:pPr>
+      <w:proofErr w:type="spellStart"/>
       <w:r>
         <w:rPr>
           <w:rFonts w:hint="eastAsia"/>
         </w:rPr>
         <w:t>account_book_id</w:t>
       </w:r>
+      <w:proofErr w:type="spellEnd"/>
       <w:r>
         <w:rPr>
           <w:rFonts w:hint="eastAsia"/>
         </w:rPr>
         <w:tab/>
+      </w:r>
+      <w:proofErr w:type="spellStart"/>
+      <w:r>
+        <w:rPr>
+          <w:rFonts w:hint="eastAsia"/>
+        </w:rPr>
         <w:t>uuid</w:t>
       </w:r>
+      <w:proofErr w:type="spellEnd"/>
       <w:r>
         <w:rPr>
           <w:rFonts w:hint="eastAsia"/>
@@ -5219,19 +5994,28 @@
           <w:rFonts w:hint="eastAsia"/>
         </w:rPr>
       </w:pPr>
+      <w:proofErr w:type="spellStart"/>
       <w:r>
         <w:rPr>
           <w:rFonts w:hint="eastAsia"/>
         </w:rPr>
         <w:t>inviter_user_id</w:t>
       </w:r>
+      <w:proofErr w:type="spellEnd"/>
       <w:r>
         <w:rPr>
           <w:rFonts w:hint="eastAsia"/>
         </w:rPr>
         <w:tab/>
+      </w:r>
+      <w:proofErr w:type="spellStart"/>
+      <w:r>
+        <w:rPr>
+          <w:rFonts w:hint="eastAsia"/>
+        </w:rPr>
         <w:t>uuid</w:t>
       </w:r>
+      <w:proofErr w:type="spellEnd"/>
       <w:r>
         <w:rPr>
           <w:rFonts w:hint="eastAsia"/>
@@ -5261,7 +6045,20 @@
           <w:rFonts w:hint="eastAsia"/>
         </w:rPr>
         <w:tab/>
-        <w:t>varchar(20)</w:t>
+      </w:r>
+      <w:proofErr w:type="gramStart"/>
+      <w:r>
+        <w:rPr>
+          <w:rFonts w:hint="eastAsia"/>
+        </w:rPr>
+        <w:t>varchar(</w:t>
+      </w:r>
+      <w:proofErr w:type="gramEnd"/>
+      <w:r>
+        <w:rPr>
+          <w:rFonts w:hint="eastAsia"/>
+        </w:rPr>
+        <w:t>20)</w:t>
       </w:r>
       <w:r>
         <w:rPr>
@@ -5313,19 +6110,28 @@
           <w:rFonts w:hint="eastAsia"/>
         </w:rPr>
       </w:pPr>
+      <w:proofErr w:type="spellStart"/>
       <w:r>
         <w:rPr>
           <w:rFonts w:hint="eastAsia"/>
         </w:rPr>
         <w:t>expires_at</w:t>
       </w:r>
+      <w:proofErr w:type="spellEnd"/>
       <w:r>
         <w:rPr>
           <w:rFonts w:hint="eastAsia"/>
         </w:rPr>
         <w:tab/>
+      </w:r>
+      <w:proofErr w:type="spellStart"/>
+      <w:r>
+        <w:rPr>
+          <w:rFonts w:hint="eastAsia"/>
+        </w:rPr>
         <w:t>timestamptz</w:t>
       </w:r>
+      <w:proofErr w:type="spellEnd"/>
       <w:r>
         <w:rPr>
           <w:rFonts w:hint="eastAsia"/>
@@ -5344,12 +6150,14 @@
           <w:rFonts w:hint="eastAsia"/>
         </w:rPr>
       </w:pPr>
+      <w:proofErr w:type="spellStart"/>
       <w:r>
         <w:rPr>
           <w:rFonts w:hint="eastAsia"/>
         </w:rPr>
         <w:t>max_usage</w:t>
       </w:r>
+      <w:proofErr w:type="spellEnd"/>
       <w:r>
         <w:rPr>
           <w:rFonts w:hint="eastAsia"/>
@@ -5376,12 +6184,14 @@
           <w:rFonts w:hint="eastAsia"/>
         </w:rPr>
       </w:pPr>
+      <w:proofErr w:type="spellStart"/>
       <w:r>
         <w:rPr>
           <w:rFonts w:hint="eastAsia"/>
         </w:rPr>
         <w:t>used_count</w:t>
       </w:r>
+      <w:proofErr w:type="spellEnd"/>
       <w:r>
         <w:rPr>
           <w:rFonts w:hint="eastAsia"/>
@@ -5418,7 +6228,20 @@
           <w:rFonts w:hint="eastAsia"/>
         </w:rPr>
         <w:tab/>
-        <w:t>varchar(20)</w:t>
+      </w:r>
+      <w:proofErr w:type="gramStart"/>
+      <w:r>
+        <w:rPr>
+          <w:rFonts w:hint="eastAsia"/>
+        </w:rPr>
+        <w:t>varchar(</w:t>
+      </w:r>
+      <w:proofErr w:type="gramEnd"/>
+      <w:r>
+        <w:rPr>
+          <w:rFonts w:hint="eastAsia"/>
+        </w:rPr>
+        <w:t>20)</w:t>
       </w:r>
       <w:r>
         <w:rPr>
@@ -5439,19 +6262,28 @@
           <w:rFonts w:hint="eastAsia"/>
         </w:rPr>
       </w:pPr>
+      <w:proofErr w:type="spellStart"/>
       <w:r>
         <w:rPr>
           <w:rFonts w:hint="eastAsia"/>
         </w:rPr>
         <w:t>created_at</w:t>
       </w:r>
+      <w:proofErr w:type="spellEnd"/>
       <w:r>
         <w:rPr>
           <w:rFonts w:hint="eastAsia"/>
         </w:rPr>
         <w:tab/>
+      </w:r>
+      <w:proofErr w:type="spellStart"/>
+      <w:r>
+        <w:rPr>
+          <w:rFonts w:hint="eastAsia"/>
+        </w:rPr>
         <w:t>timestamptz</w:t>
       </w:r>
+      <w:proofErr w:type="spellEnd"/>
       <w:r>
         <w:rPr>
           <w:rFonts w:hint="eastAsia"/>
@@ -5502,46 +6334,150 @@
         <w:rPr>
           <w:rFonts w:hint="eastAsia"/>
         </w:rPr>
-        <w:t>CREATE UNIQUE INDEX idx_invite_token ON account_invitations(token);</w:t>
-      </w:r>
-    </w:p>
-    <w:p>
-      <w:pPr>
-        <w:rPr>
-          <w:rFonts w:hint="eastAsia"/>
-        </w:rPr>
-      </w:pPr>
-      <w:r>
-        <w:rPr>
-          <w:rFonts w:hint="eastAsia"/>
-        </w:rPr>
-        <w:t>CREATE INDEX idx_invite_status ON account_invitations(status);</w:t>
-      </w:r>
-    </w:p>
-    <w:p>
-      <w:pPr>
-        <w:rPr>
-          <w:rFonts w:hint="eastAsia"/>
-        </w:rPr>
-      </w:pPr>
-      <w:r>
-        <w:rPr>
-          <w:rFonts w:hint="eastAsia"/>
-        </w:rPr>
-        <w:t>CREATE INDEX idx_invite_account ON account_invitations(</w:t>
-      </w:r>
+        <w:t xml:space="preserve">CREATE UNIQUE INDEX </w:t>
+      </w:r>
+      <w:proofErr w:type="spellStart"/>
+      <w:r>
+        <w:rPr>
+          <w:rFonts w:hint="eastAsia"/>
+        </w:rPr>
+        <w:t>idx_invite_token</w:t>
+      </w:r>
+      <w:proofErr w:type="spellEnd"/>
+      <w:r>
+        <w:rPr>
+          <w:rFonts w:hint="eastAsia"/>
+        </w:rPr>
+        <w:t xml:space="preserve"> ON </w:t>
+      </w:r>
+      <w:proofErr w:type="spellStart"/>
+      <w:r>
+        <w:rPr>
+          <w:rFonts w:hint="eastAsia"/>
+        </w:rPr>
+        <w:t>account_invitations</w:t>
+      </w:r>
+      <w:proofErr w:type="spellEnd"/>
+      <w:r>
+        <w:rPr>
+          <w:rFonts w:hint="eastAsia"/>
+        </w:rPr>
+        <w:t>(token</w:t>
+      </w:r>
+      <w:proofErr w:type="gramStart"/>
+      <w:r>
+        <w:rPr>
+          <w:rFonts w:hint="eastAsia"/>
+        </w:rPr>
+        <w:t>);</w:t>
+      </w:r>
+      <w:proofErr w:type="gramEnd"/>
+    </w:p>
+    <w:p>
+      <w:pPr>
+        <w:rPr>
+          <w:rFonts w:hint="eastAsia"/>
+        </w:rPr>
+      </w:pPr>
+      <w:r>
+        <w:rPr>
+          <w:rFonts w:hint="eastAsia"/>
+        </w:rPr>
+        <w:t xml:space="preserve">CREATE INDEX </w:t>
+      </w:r>
+      <w:proofErr w:type="spellStart"/>
+      <w:r>
+        <w:rPr>
+          <w:rFonts w:hint="eastAsia"/>
+        </w:rPr>
+        <w:t>idx_invite_status</w:t>
+      </w:r>
+      <w:proofErr w:type="spellEnd"/>
+      <w:r>
+        <w:rPr>
+          <w:rFonts w:hint="eastAsia"/>
+        </w:rPr>
+        <w:t xml:space="preserve"> ON </w:t>
+      </w:r>
+      <w:proofErr w:type="spellStart"/>
+      <w:r>
+        <w:rPr>
+          <w:rFonts w:hint="eastAsia"/>
+        </w:rPr>
+        <w:t>account_invitations</w:t>
+      </w:r>
+      <w:proofErr w:type="spellEnd"/>
+      <w:r>
+        <w:rPr>
+          <w:rFonts w:hint="eastAsia"/>
+        </w:rPr>
+        <w:t>(status</w:t>
+      </w:r>
+      <w:proofErr w:type="gramStart"/>
+      <w:r>
+        <w:rPr>
+          <w:rFonts w:hint="eastAsia"/>
+        </w:rPr>
+        <w:t>);</w:t>
+      </w:r>
+      <w:proofErr w:type="gramEnd"/>
+    </w:p>
+    <w:p>
+      <w:pPr>
+        <w:rPr>
+          <w:rFonts w:hint="eastAsia"/>
+        </w:rPr>
+      </w:pPr>
+      <w:r>
+        <w:rPr>
+          <w:rFonts w:hint="eastAsia"/>
+        </w:rPr>
+        <w:t xml:space="preserve">CREATE INDEX </w:t>
+      </w:r>
+      <w:proofErr w:type="spellStart"/>
+      <w:r>
+        <w:rPr>
+          <w:rFonts w:hint="eastAsia"/>
+        </w:rPr>
+        <w:t>idx_invite_account</w:t>
+      </w:r>
+      <w:proofErr w:type="spellEnd"/>
+      <w:r>
+        <w:rPr>
+          <w:rFonts w:hint="eastAsia"/>
+        </w:rPr>
+        <w:t xml:space="preserve"> ON </w:t>
+      </w:r>
+      <w:proofErr w:type="spellStart"/>
+      <w:r>
+        <w:rPr>
+          <w:rFonts w:hint="eastAsia"/>
+        </w:rPr>
+        <w:t>account_invitations</w:t>
+      </w:r>
+      <w:proofErr w:type="spellEnd"/>
+      <w:r>
+        <w:rPr>
+          <w:rFonts w:hint="eastAsia"/>
+        </w:rPr>
+        <w:t>(</w:t>
+      </w:r>
+      <w:proofErr w:type="spellStart"/>
       <w:r>
         <w:rPr>
           <w:rFonts w:hint="eastAsia"/>
         </w:rPr>
         <w:t>account_book_id</w:t>
       </w:r>
+      <w:proofErr w:type="spellEnd"/>
+      <w:proofErr w:type="gramStart"/>
       <w:r>
         <w:rPr>
           <w:rFonts w:hint="eastAsia"/>
         </w:rPr>
         <w:t>);</w:t>
       </w:r>
+      <w:proofErr w:type="gramEnd"/>
     </w:p>
     <w:p>
       <w:pPr>
@@ -5566,6 +6502,7 @@
           <w:szCs w:val="28"/>
         </w:rPr>
       </w:pPr>
+      <w:proofErr w:type="spellStart"/>
       <w:r>
         <w:rPr>
           <w:rFonts w:hint="eastAsia"/>
@@ -5575,6 +6512,7 @@
           <w:sz w:val="28"/>
           <w:szCs w:val="28"/>
         </w:rPr>
+        <w:lastRenderedPageBreak/>
         <w:t>expense</w:t>
       </w:r>
       <w:r>
@@ -5588,6 +6526,7 @@
         </w:rPr>
         <w:t>_categories</w:t>
       </w:r>
+      <w:proofErr w:type="spellEnd"/>
       <w:r>
         <w:rPr>
           <w:rFonts w:hint="eastAsia"/>
@@ -5622,8 +6561,15 @@
           <w:rFonts w:hint="eastAsia"/>
         </w:rPr>
         <w:tab/>
+      </w:r>
+      <w:proofErr w:type="spellStart"/>
+      <w:r>
+        <w:rPr>
+          <w:rFonts w:hint="eastAsia"/>
+        </w:rPr>
         <w:t>uuid</w:t>
       </w:r>
+      <w:proofErr w:type="spellEnd"/>
       <w:r>
         <w:rPr>
           <w:rFonts w:hint="eastAsia"/>
@@ -5642,18 +6588,33 @@
           <w:rFonts w:hint="eastAsia"/>
         </w:rPr>
       </w:pPr>
+      <w:proofErr w:type="spellStart"/>
       <w:r>
         <w:rPr>
           <w:rFonts w:hint="eastAsia"/>
         </w:rPr>
         <w:t>account_book_id</w:t>
       </w:r>
+      <w:proofErr w:type="spellEnd"/>
       <w:r>
         <w:rPr>
           <w:rFonts w:hint="eastAsia"/>
         </w:rPr>
         <w:tab/>
-        <w:t xml:space="preserve">uuid </w:t>
+      </w:r>
+      <w:proofErr w:type="spellStart"/>
+      <w:r>
+        <w:rPr>
+          <w:rFonts w:hint="eastAsia"/>
+        </w:rPr>
+        <w:t>uuid</w:t>
+      </w:r>
+      <w:proofErr w:type="spellEnd"/>
+      <w:r>
+        <w:rPr>
+          <w:rFonts w:hint="eastAsia"/>
+        </w:rPr>
+        <w:t xml:space="preserve"> </w:t>
       </w:r>
       <w:r>
         <w:rPr>
@@ -5712,12 +6673,14 @@
         <w:tab/>
         <w:t xml:space="preserve">唯一（与 </w:t>
       </w:r>
+      <w:proofErr w:type="spellStart"/>
       <w:r>
         <w:rPr>
           <w:rFonts w:hint="eastAsia"/>
         </w:rPr>
         <w:t>account_book_id</w:t>
       </w:r>
+      <w:proofErr w:type="spellEnd"/>
       <w:r>
         <w:rPr>
           <w:rFonts w:hint="eastAsia"/>
@@ -5736,12 +6699,14 @@
           <w:rFonts w:hint="eastAsia"/>
         </w:rPr>
       </w:pPr>
+      <w:proofErr w:type="gramStart"/>
       <w:r>
         <w:rPr>
           <w:rFonts w:hint="eastAsia"/>
         </w:rPr>
         <w:t>description</w:t>
       </w:r>
+      <w:proofErr w:type="gramEnd"/>
       <w:r>
         <w:rPr>
           <w:rFonts w:hint="eastAsia"/>
@@ -5760,20 +6725,28 @@
           <w:rFonts w:hint="eastAsia"/>
         </w:rPr>
       </w:pPr>
-      <w:r>
-        <w:rPr>
-          <w:rFonts w:hint="eastAsia"/>
-        </w:rPr>
-        <w:lastRenderedPageBreak/>
+      <w:proofErr w:type="spellStart"/>
+      <w:r>
+        <w:rPr>
+          <w:rFonts w:hint="eastAsia"/>
+        </w:rPr>
         <w:t>is_merge_category</w:t>
       </w:r>
+      <w:proofErr w:type="spellEnd"/>
       <w:r>
         <w:rPr>
           <w:rFonts w:hint="eastAsia"/>
         </w:rPr>
         <w:tab/>
+      </w:r>
+      <w:proofErr w:type="spellStart"/>
+      <w:r>
+        <w:rPr>
+          <w:rFonts w:hint="eastAsia"/>
+        </w:rPr>
         <w:t>boolean</w:t>
       </w:r>
+      <w:proofErr w:type="spellEnd"/>
       <w:r>
         <w:rPr>
           <w:rFonts w:hint="eastAsia"/>
@@ -5793,19 +6766,28 @@
           <w:rFonts w:hint="eastAsia"/>
         </w:rPr>
       </w:pPr>
+      <w:proofErr w:type="spellStart"/>
       <w:r>
         <w:rPr>
           <w:rFonts w:hint="eastAsia"/>
         </w:rPr>
         <w:t>created_at</w:t>
       </w:r>
+      <w:proofErr w:type="spellEnd"/>
       <w:r>
         <w:rPr>
           <w:rFonts w:hint="eastAsia"/>
         </w:rPr>
         <w:tab/>
+      </w:r>
+      <w:proofErr w:type="spellStart"/>
+      <w:r>
+        <w:rPr>
+          <w:rFonts w:hint="eastAsia"/>
+        </w:rPr>
         <w:t>timestamptz</w:t>
       </w:r>
+      <w:proofErr w:type="spellEnd"/>
       <w:r>
         <w:rPr>
           <w:rFonts w:hint="eastAsia"/>
@@ -5824,21 +6806,25 @@
           <w:rFonts w:hint="eastAsia"/>
         </w:rPr>
       </w:pPr>
+      <w:proofErr w:type="spellStart"/>
       <w:r>
         <w:rPr>
           <w:rFonts w:hint="eastAsia"/>
         </w:rPr>
         <w:t>updated_at</w:t>
       </w:r>
+      <w:proofErr w:type="spellEnd"/>
       <w:r>
         <w:tab/>
       </w:r>
+      <w:proofErr w:type="spellStart"/>
       <w:r>
         <w:rPr>
           <w:rFonts w:hint="eastAsia"/>
         </w:rPr>
         <w:t>timestamptz</w:t>
       </w:r>
+      <w:proofErr w:type="spellEnd"/>
     </w:p>
     <w:p>
       <w:pPr>
@@ -5851,21 +6837,25 @@
           <w:rFonts w:hint="eastAsia"/>
         </w:rPr>
       </w:pPr>
+      <w:proofErr w:type="spellStart"/>
       <w:r>
         <w:rPr>
           <w:rFonts w:hint="eastAsia"/>
         </w:rPr>
         <w:t>deleted_at</w:t>
       </w:r>
+      <w:proofErr w:type="spellEnd"/>
       <w:r>
         <w:tab/>
       </w:r>
+      <w:proofErr w:type="spellStart"/>
       <w:r>
         <w:rPr>
           <w:rFonts w:hint="eastAsia"/>
         </w:rPr>
         <w:t>timestamptz</w:t>
       </w:r>
+      <w:proofErr w:type="spellEnd"/>
     </w:p>
     <w:p>
       <w:pPr>
@@ -5910,45 +6900,123 @@
         <w:rPr>
           <w:rFonts w:hint="eastAsia"/>
         </w:rPr>
-        <w:t>CREATE UNIQUE INDEX idx_categories_unique ON transaction_categories(</w:t>
-      </w:r>
+        <w:t xml:space="preserve">CREATE UNIQUE INDEX </w:t>
+      </w:r>
+      <w:proofErr w:type="spellStart"/>
+      <w:r>
+        <w:rPr>
+          <w:rFonts w:hint="eastAsia"/>
+        </w:rPr>
+        <w:t>idx_categories_unique</w:t>
+      </w:r>
+      <w:proofErr w:type="spellEnd"/>
+      <w:r>
+        <w:rPr>
+          <w:rFonts w:hint="eastAsia"/>
+        </w:rPr>
+        <w:t xml:space="preserve"> ON </w:t>
+      </w:r>
+      <w:proofErr w:type="spellStart"/>
+      <w:r>
+        <w:rPr>
+          <w:rFonts w:hint="eastAsia"/>
+        </w:rPr>
+        <w:t>transaction_</w:t>
+      </w:r>
+      <w:proofErr w:type="gramStart"/>
+      <w:r>
+        <w:rPr>
+          <w:rFonts w:hint="eastAsia"/>
+        </w:rPr>
+        <w:t>categories</w:t>
+      </w:r>
+      <w:proofErr w:type="spellEnd"/>
+      <w:r>
+        <w:rPr>
+          <w:rFonts w:hint="eastAsia"/>
+        </w:rPr>
+        <w:t>(</w:t>
+      </w:r>
+      <w:proofErr w:type="spellStart"/>
+      <w:proofErr w:type="gramEnd"/>
       <w:r>
         <w:rPr>
           <w:rFonts w:hint="eastAsia"/>
         </w:rPr>
         <w:t>account_book_id</w:t>
       </w:r>
-      <w:r>
-        <w:rPr>
-          <w:rFonts w:hint="eastAsia"/>
-        </w:rPr>
-        <w:t>, name);</w:t>
-      </w:r>
-    </w:p>
-    <w:p>
-      <w:pPr>
-        <w:rPr>
-          <w:rFonts w:hint="eastAsia"/>
-        </w:rPr>
-      </w:pPr>
-      <w:r>
-        <w:rPr>
-          <w:rFonts w:hint="eastAsia"/>
-        </w:rPr>
-        <w:t>CREATE INDEX idx_categories_account ON transaction_categories(</w:t>
-      </w:r>
+      <w:proofErr w:type="spellEnd"/>
+      <w:r>
+        <w:rPr>
+          <w:rFonts w:hint="eastAsia"/>
+        </w:rPr>
+        <w:t>, name</w:t>
+      </w:r>
+      <w:proofErr w:type="gramStart"/>
+      <w:r>
+        <w:rPr>
+          <w:rFonts w:hint="eastAsia"/>
+        </w:rPr>
+        <w:t>);</w:t>
+      </w:r>
+      <w:proofErr w:type="gramEnd"/>
+    </w:p>
+    <w:p>
+      <w:pPr>
+        <w:rPr>
+          <w:rFonts w:hint="eastAsia"/>
+        </w:rPr>
+      </w:pPr>
+      <w:r>
+        <w:rPr>
+          <w:rFonts w:hint="eastAsia"/>
+        </w:rPr>
+        <w:t xml:space="preserve">CREATE INDEX </w:t>
+      </w:r>
+      <w:proofErr w:type="spellStart"/>
+      <w:r>
+        <w:rPr>
+          <w:rFonts w:hint="eastAsia"/>
+        </w:rPr>
+        <w:t>idx_categories_account</w:t>
+      </w:r>
+      <w:proofErr w:type="spellEnd"/>
+      <w:r>
+        <w:rPr>
+          <w:rFonts w:hint="eastAsia"/>
+        </w:rPr>
+        <w:t xml:space="preserve"> ON </w:t>
+      </w:r>
+      <w:proofErr w:type="spellStart"/>
+      <w:r>
+        <w:rPr>
+          <w:rFonts w:hint="eastAsia"/>
+        </w:rPr>
+        <w:t>transaction_categories</w:t>
+      </w:r>
+      <w:proofErr w:type="spellEnd"/>
+      <w:r>
+        <w:rPr>
+          <w:rFonts w:hint="eastAsia"/>
+        </w:rPr>
+        <w:t>(</w:t>
+      </w:r>
+      <w:proofErr w:type="spellStart"/>
       <w:r>
         <w:rPr>
           <w:rFonts w:hint="eastAsia"/>
         </w:rPr>
         <w:t>account_book_id</w:t>
       </w:r>
+      <w:proofErr w:type="spellEnd"/>
+      <w:proofErr w:type="gramStart"/>
       <w:r>
         <w:rPr>
           <w:rFonts w:hint="eastAsia"/>
         </w:rPr>
         <w:t>);</w:t>
       </w:r>
+      <w:proofErr w:type="gramEnd"/>
     </w:p>
     <w:p>
       <w:pPr>
@@ -6018,8 +7086,15 @@
           <w:rFonts w:hint="eastAsia"/>
         </w:rPr>
         <w:tab/>
+      </w:r>
+      <w:proofErr w:type="spellStart"/>
+      <w:r>
+        <w:rPr>
+          <w:rFonts w:hint="eastAsia"/>
+        </w:rPr>
         <w:t>uuid</w:t>
       </w:r>
+      <w:proofErr w:type="spellEnd"/>
       <w:r>
         <w:rPr>
           <w:rFonts w:hint="eastAsia"/>
@@ -6038,19 +7113,28 @@
           <w:rFonts w:hint="eastAsia"/>
         </w:rPr>
       </w:pPr>
+      <w:proofErr w:type="spellStart"/>
       <w:r>
         <w:rPr>
           <w:rFonts w:hint="eastAsia"/>
         </w:rPr>
         <w:t>account_book_id</w:t>
       </w:r>
+      <w:proofErr w:type="spellEnd"/>
       <w:r>
         <w:rPr>
           <w:rFonts w:hint="eastAsia"/>
         </w:rPr>
         <w:tab/>
+      </w:r>
+      <w:proofErr w:type="spellStart"/>
+      <w:r>
+        <w:rPr>
+          <w:rFonts w:hint="eastAsia"/>
+        </w:rPr>
         <w:t>uuid</w:t>
       </w:r>
+      <w:proofErr w:type="spellEnd"/>
       <w:r>
         <w:rPr>
           <w:rFonts w:hint="eastAsia"/>
@@ -6075,19 +7159,28 @@
           <w:rFonts w:hint="eastAsia"/>
         </w:rPr>
       </w:pPr>
+      <w:proofErr w:type="spellStart"/>
       <w:r>
         <w:rPr>
           <w:rFonts w:hint="eastAsia"/>
         </w:rPr>
         <w:t>user_id</w:t>
       </w:r>
+      <w:proofErr w:type="spellEnd"/>
       <w:r>
         <w:rPr>
           <w:rFonts w:hint="eastAsia"/>
         </w:rPr>
         <w:tab/>
+      </w:r>
+      <w:proofErr w:type="spellStart"/>
+      <w:r>
+        <w:rPr>
+          <w:rFonts w:hint="eastAsia"/>
+        </w:rPr>
         <w:t>uuid</w:t>
       </w:r>
+      <w:proofErr w:type="spellEnd"/>
       <w:r>
         <w:rPr>
           <w:rFonts w:hint="eastAsia"/>
@@ -6124,19 +7217,28 @@
           <w:rFonts w:hint="eastAsia"/>
         </w:rPr>
       </w:pPr>
+      <w:proofErr w:type="spellStart"/>
       <w:r>
         <w:rPr>
           <w:rFonts w:hint="eastAsia"/>
         </w:rPr>
         <w:t>category_id</w:t>
       </w:r>
+      <w:proofErr w:type="spellEnd"/>
       <w:r>
         <w:rPr>
           <w:rFonts w:hint="eastAsia"/>
         </w:rPr>
         <w:tab/>
+      </w:r>
+      <w:proofErr w:type="spellStart"/>
+      <w:r>
+        <w:rPr>
+          <w:rFonts w:hint="eastAsia"/>
+        </w:rPr>
         <w:t>uuid</w:t>
       </w:r>
+      <w:proofErr w:type="spellEnd"/>
       <w:r>
         <w:rPr>
           <w:rFonts w:hint="eastAsia"/>
@@ -6161,18 +7263,33 @@
           <w:rFonts w:hint="eastAsia"/>
         </w:rPr>
       </w:pPr>
+      <w:proofErr w:type="spellStart"/>
       <w:r>
         <w:rPr>
           <w:rFonts w:hint="eastAsia"/>
         </w:rPr>
         <w:t>parent_id</w:t>
       </w:r>
+      <w:proofErr w:type="spellEnd"/>
       <w:r>
         <w:rPr>
           <w:rFonts w:hint="eastAsia"/>
         </w:rPr>
         <w:tab/>
-        <w:t xml:space="preserve">uuid </w:t>
+      </w:r>
+      <w:proofErr w:type="spellStart"/>
+      <w:r>
+        <w:rPr>
+          <w:rFonts w:hint="eastAsia"/>
+        </w:rPr>
+        <w:t>uuid</w:t>
+      </w:r>
+      <w:proofErr w:type="spellEnd"/>
+      <w:r>
+        <w:rPr>
+          <w:rFonts w:hint="eastAsia"/>
+        </w:rPr>
+        <w:t xml:space="preserve"> </w:t>
       </w:r>
       <w:r>
         <w:rPr>
@@ -6250,6 +7367,7 @@
           <w:szCs w:val="21"/>
         </w:rPr>
       </w:pPr>
+      <w:proofErr w:type="gramStart"/>
       <w:r>
         <w:rPr>
           <w:rFonts w:ascii="等线" w:eastAsia="等线" w:hAnsi="等线" w:cs="等线"/>
@@ -6258,6 +7376,7 @@
         </w:rPr>
         <w:t>description</w:t>
       </w:r>
+      <w:proofErr w:type="gramEnd"/>
       <w:r>
         <w:tab/>
         <w:t>text</w:t>
@@ -6277,18 +7396,33 @@
           <w:rFonts w:hint="eastAsia"/>
         </w:rPr>
       </w:pPr>
+      <w:proofErr w:type="spellStart"/>
       <w:r>
         <w:rPr>
           <w:rFonts w:hint="eastAsia"/>
         </w:rPr>
         <w:t>original_amount</w:t>
       </w:r>
+      <w:proofErr w:type="spellEnd"/>
       <w:r>
         <w:rPr>
           <w:rFonts w:hint="eastAsia"/>
         </w:rPr>
         <w:tab/>
-        <w:t>numeric(12,2)</w:t>
+      </w:r>
+      <w:proofErr w:type="gramStart"/>
+      <w:r>
+        <w:rPr>
+          <w:rFonts w:hint="eastAsia"/>
+        </w:rPr>
+        <w:t>numeric(</w:t>
+      </w:r>
+      <w:proofErr w:type="gramEnd"/>
+      <w:r>
+        <w:rPr>
+          <w:rFonts w:hint="eastAsia"/>
+        </w:rPr>
+        <w:t>12,2)</w:t>
       </w:r>
       <w:r>
         <w:rPr>
@@ -6308,18 +7442,33 @@
           <w:rFonts w:hint="eastAsia"/>
         </w:rPr>
       </w:pPr>
+      <w:proofErr w:type="spellStart"/>
       <w:r>
         <w:rPr>
           <w:rFonts w:hint="eastAsia"/>
         </w:rPr>
         <w:t>original_currency</w:t>
       </w:r>
+      <w:proofErr w:type="spellEnd"/>
       <w:r>
         <w:rPr>
           <w:rFonts w:hint="eastAsia"/>
         </w:rPr>
         <w:tab/>
-        <w:t>varchar(3)</w:t>
+      </w:r>
+      <w:proofErr w:type="gramStart"/>
+      <w:r>
+        <w:rPr>
+          <w:rFonts w:hint="eastAsia"/>
+        </w:rPr>
+        <w:t>varchar(</w:t>
+      </w:r>
+      <w:proofErr w:type="gramEnd"/>
+      <w:r>
+        <w:rPr>
+          <w:rFonts w:hint="eastAsia"/>
+        </w:rPr>
+        <w:t>3)</w:t>
       </w:r>
       <w:r>
         <w:rPr>
@@ -6339,18 +7488,33 @@
           <w:rFonts w:hint="eastAsia"/>
         </w:rPr>
       </w:pPr>
+      <w:proofErr w:type="spellStart"/>
       <w:r>
         <w:rPr>
           <w:rFonts w:hint="eastAsia"/>
         </w:rPr>
         <w:t>exchange_rate_used</w:t>
       </w:r>
+      <w:proofErr w:type="spellEnd"/>
       <w:r>
         <w:rPr>
           <w:rFonts w:hint="eastAsia"/>
         </w:rPr>
         <w:tab/>
-        <w:t>numeric(12,6)</w:t>
+      </w:r>
+      <w:proofErr w:type="gramStart"/>
+      <w:r>
+        <w:rPr>
+          <w:rFonts w:hint="eastAsia"/>
+        </w:rPr>
+        <w:t>numeric(</w:t>
+      </w:r>
+      <w:proofErr w:type="gramEnd"/>
+      <w:r>
+        <w:rPr>
+          <w:rFonts w:hint="eastAsia"/>
+        </w:rPr>
+        <w:t>12,6)</w:t>
       </w:r>
       <w:r>
         <w:rPr>
@@ -6370,18 +7534,33 @@
           <w:rFonts w:hint="eastAsia"/>
         </w:rPr>
       </w:pPr>
+      <w:proofErr w:type="spellStart"/>
       <w:r>
         <w:rPr>
           <w:rFonts w:hint="eastAsia"/>
         </w:rPr>
         <w:t>converted_amount</w:t>
       </w:r>
+      <w:proofErr w:type="spellEnd"/>
       <w:r>
         <w:rPr>
           <w:rFonts w:hint="eastAsia"/>
         </w:rPr>
         <w:tab/>
-        <w:t>numeric(12,2)</w:t>
+      </w:r>
+      <w:proofErr w:type="gramStart"/>
+      <w:r>
+        <w:rPr>
+          <w:rFonts w:hint="eastAsia"/>
+        </w:rPr>
+        <w:t>numeric(</w:t>
+      </w:r>
+      <w:proofErr w:type="gramEnd"/>
+      <w:r>
+        <w:rPr>
+          <w:rFonts w:hint="eastAsia"/>
+        </w:rPr>
+        <w:t>12,2)</w:t>
       </w:r>
       <w:r>
         <w:rPr>
@@ -6401,19 +7580,28 @@
           <w:rFonts w:hint="eastAsia"/>
         </w:rPr>
       </w:pPr>
+      <w:proofErr w:type="spellStart"/>
       <w:r>
         <w:rPr>
           <w:rFonts w:hint="eastAsia"/>
         </w:rPr>
         <w:t>spent_at</w:t>
       </w:r>
+      <w:proofErr w:type="spellEnd"/>
       <w:r>
         <w:rPr>
           <w:rFonts w:hint="eastAsia"/>
         </w:rPr>
         <w:tab/>
+      </w:r>
+      <w:proofErr w:type="spellStart"/>
+      <w:r>
+        <w:rPr>
+          <w:rFonts w:hint="eastAsia"/>
+        </w:rPr>
         <w:t>timestamptz</w:t>
       </w:r>
+      <w:proofErr w:type="spellEnd"/>
       <w:r>
         <w:rPr>
           <w:rFonts w:hint="eastAsia"/>
@@ -6433,15 +7621,24 @@
           <w:rFonts w:hint="eastAsia"/>
         </w:rPr>
       </w:pPr>
-      <w:r>
-        <w:t xml:space="preserve">created_at, </w:t>
+      <w:proofErr w:type="spellStart"/>
+      <w:r>
+        <w:t>created_at</w:t>
+      </w:r>
+      <w:proofErr w:type="spellEnd"/>
+      <w:proofErr w:type="gramStart"/>
+      <w:r>
+        <w:t xml:space="preserve">, </w:t>
       </w:r>
       <w:r>
         <w:tab/>
       </w:r>
+      <w:proofErr w:type="spellStart"/>
       <w:r>
         <w:t>timestamptz</w:t>
       </w:r>
+      <w:proofErr w:type="spellEnd"/>
+      <w:proofErr w:type="gramEnd"/>
       <w:r>
         <w:tab/>
       </w:r>
@@ -6457,15 +7654,19 @@
           <w:rFonts w:hint="eastAsia"/>
         </w:rPr>
       </w:pPr>
+      <w:proofErr w:type="spellStart"/>
       <w:r>
         <w:t>updated_at</w:t>
       </w:r>
+      <w:proofErr w:type="spellEnd"/>
       <w:r>
         <w:tab/>
       </w:r>
+      <w:proofErr w:type="spellStart"/>
       <w:r>
         <w:t>timestamptz</w:t>
       </w:r>
+      <w:proofErr w:type="spellEnd"/>
       <w:r>
         <w:tab/>
       </w:r>
@@ -6481,13 +7682,22 @@
           <w:rFonts w:hint="eastAsia"/>
         </w:rPr>
       </w:pPr>
-      <w:r>
-        <w:t xml:space="preserve">Deteled_at </w:t>
+      <w:proofErr w:type="spellStart"/>
+      <w:r>
+        <w:t>Deteled_at</w:t>
+      </w:r>
+      <w:proofErr w:type="spellEnd"/>
+      <w:r>
+        <w:t xml:space="preserve"> </w:t>
       </w:r>
       <w:r>
         <w:tab/>
+      </w:r>
+      <w:proofErr w:type="spellStart"/>
+      <w:r>
         <w:t>timestamptz</w:t>
       </w:r>
+      <w:proofErr w:type="spellEnd"/>
       <w:r>
         <w:tab/>
       </w:r>
@@ -6535,84 +7745,240 @@
         <w:rPr>
           <w:rFonts w:hint="eastAsia"/>
         </w:rPr>
-        <w:t>CREATE INDEX idx_transactions_account ON transactions(</w:t>
-      </w:r>
+        <w:t xml:space="preserve">CREATE INDEX </w:t>
+      </w:r>
+      <w:proofErr w:type="spellStart"/>
+      <w:r>
+        <w:rPr>
+          <w:rFonts w:hint="eastAsia"/>
+        </w:rPr>
+        <w:t>idx_transactions_account</w:t>
+      </w:r>
+      <w:proofErr w:type="spellEnd"/>
+      <w:r>
+        <w:rPr>
+          <w:rFonts w:hint="eastAsia"/>
+        </w:rPr>
+        <w:t xml:space="preserve"> ON transactions(</w:t>
+      </w:r>
+      <w:proofErr w:type="spellStart"/>
       <w:r>
         <w:rPr>
           <w:rFonts w:hint="eastAsia"/>
         </w:rPr>
         <w:t>account_book_id</w:t>
       </w:r>
+      <w:proofErr w:type="spellEnd"/>
+      <w:proofErr w:type="gramStart"/>
       <w:r>
         <w:rPr>
           <w:rFonts w:hint="eastAsia"/>
         </w:rPr>
         <w:t>);</w:t>
       </w:r>
-    </w:p>
-    <w:p>
-      <w:pPr>
-        <w:rPr>
-          <w:rFonts w:hint="eastAsia"/>
-        </w:rPr>
-      </w:pPr>
-      <w:r>
-        <w:rPr>
-          <w:rFonts w:hint="eastAsia"/>
-        </w:rPr>
-        <w:t>CREATE INDEX idx_transactions_account_date ON transactions(</w:t>
-      </w:r>
+      <w:proofErr w:type="gramEnd"/>
+    </w:p>
+    <w:p>
+      <w:pPr>
+        <w:rPr>
+          <w:rFonts w:hint="eastAsia"/>
+        </w:rPr>
+      </w:pPr>
+      <w:r>
+        <w:rPr>
+          <w:rFonts w:hint="eastAsia"/>
+        </w:rPr>
+        <w:t xml:space="preserve">CREATE INDEX </w:t>
+      </w:r>
+      <w:proofErr w:type="spellStart"/>
+      <w:r>
+        <w:rPr>
+          <w:rFonts w:hint="eastAsia"/>
+        </w:rPr>
+        <w:t>idx_transactions_account_date</w:t>
+      </w:r>
+      <w:proofErr w:type="spellEnd"/>
+      <w:r>
+        <w:rPr>
+          <w:rFonts w:hint="eastAsia"/>
+        </w:rPr>
+        <w:t xml:space="preserve"> ON </w:t>
+      </w:r>
+      <w:proofErr w:type="gramStart"/>
+      <w:r>
+        <w:rPr>
+          <w:rFonts w:hint="eastAsia"/>
+        </w:rPr>
+        <w:t>transactions(</w:t>
+      </w:r>
+      <w:proofErr w:type="spellStart"/>
+      <w:proofErr w:type="gramEnd"/>
       <w:r>
         <w:rPr>
           <w:rFonts w:hint="eastAsia"/>
         </w:rPr>
         <w:t>account_book_id</w:t>
       </w:r>
-      <w:r>
-        <w:rPr>
-          <w:rFonts w:hint="eastAsia"/>
-        </w:rPr>
-        <w:t>, spent_at);</w:t>
-      </w:r>
-    </w:p>
-    <w:p>
-      <w:pPr>
-        <w:rPr>
-          <w:rFonts w:hint="eastAsia"/>
-        </w:rPr>
-      </w:pPr>
-      <w:r>
-        <w:rPr>
-          <w:rFonts w:hint="eastAsia"/>
-        </w:rPr>
-        <w:t>CREATE INDEX idx_transactions_category ON transactions(category_id);</w:t>
-      </w:r>
-    </w:p>
-    <w:p>
-      <w:pPr>
-        <w:rPr>
-          <w:rFonts w:hint="eastAsia"/>
-        </w:rPr>
-      </w:pPr>
-      <w:r>
-        <w:rPr>
-          <w:rFonts w:hint="eastAsia"/>
-        </w:rPr>
-        <w:t>CREATE INDEX idx_transactions_parent ON transactions(parent_id);</w:t>
-      </w:r>
-    </w:p>
-    <w:p>
-      <w:pPr>
-        <w:rPr>
-          <w:rFonts w:hint="eastAsia"/>
-        </w:rPr>
-      </w:pPr>
-      <w:r>
-        <w:rPr>
-          <w:rFonts w:hint="eastAsia"/>
-        </w:rPr>
-        <w:t>CREATE INDEX idx_transactions_user ON transactions(user_id);</w:t>
-      </w:r>
+      <w:proofErr w:type="spellEnd"/>
+      <w:r>
+        <w:rPr>
+          <w:rFonts w:hint="eastAsia"/>
+        </w:rPr>
+        <w:t xml:space="preserve">, </w:t>
+      </w:r>
+      <w:proofErr w:type="spellStart"/>
+      <w:r>
+        <w:rPr>
+          <w:rFonts w:hint="eastAsia"/>
+        </w:rPr>
+        <w:t>spent_at</w:t>
+      </w:r>
+      <w:proofErr w:type="spellEnd"/>
+      <w:proofErr w:type="gramStart"/>
+      <w:r>
+        <w:rPr>
+          <w:rFonts w:hint="eastAsia"/>
+        </w:rPr>
+        <w:t>);</w:t>
+      </w:r>
+      <w:proofErr w:type="gramEnd"/>
+    </w:p>
+    <w:p>
+      <w:pPr>
+        <w:rPr>
+          <w:rFonts w:hint="eastAsia"/>
+        </w:rPr>
+      </w:pPr>
+      <w:r>
+        <w:rPr>
+          <w:rFonts w:hint="eastAsia"/>
+        </w:rPr>
+        <w:t xml:space="preserve">CREATE INDEX </w:t>
+      </w:r>
+      <w:proofErr w:type="spellStart"/>
+      <w:proofErr w:type="gramStart"/>
+      <w:r>
+        <w:rPr>
+          <w:rFonts w:hint="eastAsia"/>
+        </w:rPr>
+        <w:t>idx</w:t>
+      </w:r>
+      <w:proofErr w:type="gramEnd"/>
+      <w:r>
+        <w:rPr>
+          <w:rFonts w:hint="eastAsia"/>
+        </w:rPr>
+        <w:t>_transactions_category</w:t>
+      </w:r>
+      <w:proofErr w:type="spellEnd"/>
+      <w:r>
+        <w:rPr>
+          <w:rFonts w:hint="eastAsia"/>
+        </w:rPr>
+        <w:t xml:space="preserve"> ON transactions(</w:t>
+      </w:r>
+      <w:proofErr w:type="spellStart"/>
+      <w:r>
+        <w:rPr>
+          <w:rFonts w:hint="eastAsia"/>
+        </w:rPr>
+        <w:t>category_id</w:t>
+      </w:r>
+      <w:proofErr w:type="spellEnd"/>
+      <w:proofErr w:type="gramStart"/>
+      <w:r>
+        <w:rPr>
+          <w:rFonts w:hint="eastAsia"/>
+        </w:rPr>
+        <w:t>);</w:t>
+      </w:r>
+      <w:proofErr w:type="gramEnd"/>
+    </w:p>
+    <w:p>
+      <w:pPr>
+        <w:rPr>
+          <w:rFonts w:hint="eastAsia"/>
+        </w:rPr>
+      </w:pPr>
+      <w:r>
+        <w:rPr>
+          <w:rFonts w:hint="eastAsia"/>
+        </w:rPr>
+        <w:t xml:space="preserve">CREATE INDEX </w:t>
+      </w:r>
+      <w:proofErr w:type="spellStart"/>
+      <w:r>
+        <w:rPr>
+          <w:rFonts w:hint="eastAsia"/>
+        </w:rPr>
+        <w:t>idx_transactions_parent</w:t>
+      </w:r>
+      <w:proofErr w:type="spellEnd"/>
+      <w:r>
+        <w:rPr>
+          <w:rFonts w:hint="eastAsia"/>
+        </w:rPr>
+        <w:t xml:space="preserve"> ON transactions(</w:t>
+      </w:r>
+      <w:proofErr w:type="spellStart"/>
+      <w:r>
+        <w:rPr>
+          <w:rFonts w:hint="eastAsia"/>
+        </w:rPr>
+        <w:t>parent_id</w:t>
+      </w:r>
+      <w:proofErr w:type="spellEnd"/>
+      <w:proofErr w:type="gramStart"/>
+      <w:r>
+        <w:rPr>
+          <w:rFonts w:hint="eastAsia"/>
+        </w:rPr>
+        <w:t>);</w:t>
+      </w:r>
+      <w:proofErr w:type="gramEnd"/>
+    </w:p>
+    <w:p>
+      <w:pPr>
+        <w:rPr>
+          <w:rFonts w:hint="eastAsia"/>
+        </w:rPr>
+      </w:pPr>
+      <w:r>
+        <w:rPr>
+          <w:rFonts w:hint="eastAsia"/>
+        </w:rPr>
+        <w:t xml:space="preserve">CREATE INDEX </w:t>
+      </w:r>
+      <w:proofErr w:type="spellStart"/>
+      <w:r>
+        <w:rPr>
+          <w:rFonts w:hint="eastAsia"/>
+        </w:rPr>
+        <w:t>idx_transactions_user</w:t>
+      </w:r>
+      <w:proofErr w:type="spellEnd"/>
+      <w:r>
+        <w:rPr>
+          <w:rFonts w:hint="eastAsia"/>
+        </w:rPr>
+        <w:t xml:space="preserve"> ON transactions(</w:t>
+      </w:r>
+      <w:proofErr w:type="spellStart"/>
+      <w:r>
+        <w:rPr>
+          <w:rFonts w:hint="eastAsia"/>
+        </w:rPr>
+        <w:t>user_id</w:t>
+      </w:r>
+      <w:proofErr w:type="spellEnd"/>
+      <w:proofErr w:type="gramStart"/>
+      <w:r>
+        <w:rPr>
+          <w:rFonts w:hint="eastAsia"/>
+        </w:rPr>
+        <w:t>);</w:t>
+      </w:r>
+      <w:proofErr w:type="gramEnd"/>
     </w:p>
     <w:p>
       <w:pPr>
@@ -6646,6 +8012,7 @@
           <w:sz w:val="28"/>
           <w:szCs w:val="28"/>
         </w:rPr>
+        <w:lastRenderedPageBreak/>
         <w:t>budgets</w:t>
       </w:r>
       <w:r>
@@ -6682,8 +8049,15 @@
           <w:rFonts w:hint="eastAsia"/>
         </w:rPr>
         <w:tab/>
+      </w:r>
+      <w:proofErr w:type="spellStart"/>
+      <w:r>
+        <w:rPr>
+          <w:rFonts w:hint="eastAsia"/>
+        </w:rPr>
         <w:t>uuid</w:t>
       </w:r>
+      <w:proofErr w:type="spellEnd"/>
     </w:p>
     <w:p>
       <w:pPr>
@@ -6696,25 +8070,36 @@
           <w:rFonts w:hint="eastAsia"/>
         </w:rPr>
       </w:pPr>
+      <w:proofErr w:type="spellStart"/>
       <w:r>
         <w:rPr>
           <w:rFonts w:hint="eastAsia"/>
         </w:rPr>
         <w:t>account_book_id</w:t>
       </w:r>
+      <w:proofErr w:type="spellEnd"/>
       <w:r>
         <w:rPr>
           <w:rFonts w:hint="eastAsia"/>
         </w:rPr>
         <w:tab/>
+      </w:r>
+      <w:proofErr w:type="spellStart"/>
+      <w:proofErr w:type="gramStart"/>
+      <w:r>
+        <w:rPr>
+          <w:rFonts w:hint="eastAsia"/>
+        </w:rPr>
         <w:t>uuid</w:t>
       </w:r>
+      <w:proofErr w:type="spellEnd"/>
       <w:r>
         <w:rPr>
           <w:rFonts w:hint="eastAsia"/>
         </w:rPr>
         <w:t xml:space="preserve">  FK</w:t>
       </w:r>
+      <w:proofErr w:type="gramEnd"/>
     </w:p>
     <w:p>
       <w:pPr>
@@ -6727,18 +8112,40 @@
           <w:rFonts w:hint="eastAsia"/>
         </w:rPr>
       </w:pPr>
+      <w:proofErr w:type="spellStart"/>
       <w:r>
         <w:rPr>
           <w:rFonts w:hint="eastAsia"/>
         </w:rPr>
         <w:t>category_id</w:t>
       </w:r>
+      <w:proofErr w:type="spellEnd"/>
       <w:r>
         <w:rPr>
           <w:rFonts w:hint="eastAsia"/>
         </w:rPr>
         <w:tab/>
-        <w:t>uuid NULL</w:t>
+      </w:r>
+      <w:proofErr w:type="spellStart"/>
+      <w:r>
+        <w:rPr>
+          <w:rFonts w:hint="eastAsia"/>
+        </w:rPr>
+        <w:t>uuid</w:t>
+      </w:r>
+      <w:proofErr w:type="spellEnd"/>
+      <w:r>
+        <w:rPr>
+          <w:rFonts w:hint="eastAsia"/>
+        </w:rPr>
+        <w:t xml:space="preserve"> </w:t>
+      </w:r>
+      <w:proofErr w:type="gramStart"/>
+      <w:r>
+        <w:rPr>
+          <w:rFonts w:hint="eastAsia"/>
+        </w:rPr>
+        <w:t>NULL</w:t>
       </w:r>
       <w:r>
         <w:rPr>
@@ -6746,6 +8153,7 @@
         </w:rPr>
         <w:t xml:space="preserve">  FK</w:t>
       </w:r>
+      <w:proofErr w:type="gramEnd"/>
     </w:p>
     <w:p>
       <w:pPr>
@@ -6763,7 +8171,14 @@
       </w:r>
       <w:r>
         <w:tab/>
-        <w:t>varchar(10)</w:t>
+      </w:r>
+      <w:proofErr w:type="gramStart"/>
+      <w:r>
+        <w:t>varchar(</w:t>
+      </w:r>
+      <w:proofErr w:type="gramEnd"/>
+      <w:r>
+        <w:t>10)</w:t>
       </w:r>
     </w:p>
     <w:p>
@@ -6777,9 +8192,13 @@
           <w:rFonts w:hint="eastAsia"/>
         </w:rPr>
       </w:pPr>
-      <w:r>
-        <w:lastRenderedPageBreak/>
-        <w:t>cycle_start_day  int          每个循环的开始日，比如cycle为week的话1-7意味着周</w:t>
+      <w:proofErr w:type="spellStart"/>
+      <w:r>
+        <w:t>cycle_start_day</w:t>
+      </w:r>
+      <w:proofErr w:type="spellEnd"/>
+      <w:r>
+        <w:t xml:space="preserve">  int          每个循环的开始日，比如cycle为week的话1-7意味着周</w:t>
       </w:r>
       <w:r>
         <w:t>日到周六，cycle为month的话意味着1-28之间的某个日期</w:t>
@@ -6801,7 +8220,14 @@
       </w:r>
       <w:r>
         <w:tab/>
-        <w:t>numeric(12,2)</w:t>
+      </w:r>
+      <w:proofErr w:type="gramStart"/>
+      <w:r>
+        <w:t>numeric(</w:t>
+      </w:r>
+      <w:proofErr w:type="gramEnd"/>
+      <w:r>
+        <w:t>12,2)</w:t>
       </w:r>
     </w:p>
     <w:p>
@@ -6816,7 +8242,15 @@
         </w:rPr>
       </w:pPr>
       <w:r>
-        <w:t xml:space="preserve">Currency   varchar(3) </w:t>
+        <w:t xml:space="preserve">Currency   </w:t>
+      </w:r>
+      <w:proofErr w:type="gramStart"/>
+      <w:r>
+        <w:t>varchar(</w:t>
+      </w:r>
+      <w:proofErr w:type="gramEnd"/>
+      <w:r>
+        <w:t xml:space="preserve">3) </w:t>
       </w:r>
     </w:p>
     <w:p>
@@ -6830,15 +8264,22 @@
           <w:rFonts w:hint="eastAsia"/>
         </w:rPr>
       </w:pPr>
+      <w:proofErr w:type="spellStart"/>
       <w:r>
         <w:t>is_</w:t>
       </w:r>
       <w:r>
         <w:t>active</w:t>
       </w:r>
-      <w:r>
-        <w:t xml:space="preserve">   boolean</w:t>
-      </w:r>
+      <w:proofErr w:type="spellEnd"/>
+      <w:r>
+        <w:t xml:space="preserve">   </w:t>
+      </w:r>
+      <w:proofErr w:type="spellStart"/>
+      <w:r>
+        <w:t>boolean</w:t>
+      </w:r>
+      <w:proofErr w:type="spellEnd"/>
     </w:p>
     <w:p>
       <w:pPr>
@@ -6851,24 +8292,28 @@
           <w:rFonts w:hint="eastAsia"/>
         </w:rPr>
       </w:pPr>
+      <w:proofErr w:type="spellStart"/>
       <w:r>
         <w:rPr>
           <w:rFonts w:hint="eastAsia"/>
         </w:rPr>
         <w:t>start_date</w:t>
       </w:r>
+      <w:proofErr w:type="spellEnd"/>
       <w:r>
         <w:rPr>
           <w:rFonts w:hint="eastAsia"/>
         </w:rPr>
         <w:tab/>
       </w:r>
+      <w:proofErr w:type="spellStart"/>
       <w:r>
         <w:rPr>
           <w:rFonts w:hint="eastAsia"/>
         </w:rPr>
         <w:t>timestamptz</w:t>
       </w:r>
+      <w:proofErr w:type="spellEnd"/>
     </w:p>
     <w:p>
       <w:pPr>
@@ -6881,24 +8326,28 @@
           <w:rFonts w:hint="eastAsia"/>
         </w:rPr>
       </w:pPr>
+      <w:proofErr w:type="spellStart"/>
       <w:r>
         <w:rPr>
           <w:rFonts w:hint="eastAsia"/>
         </w:rPr>
         <w:t>end_date</w:t>
       </w:r>
+      <w:proofErr w:type="spellEnd"/>
       <w:r>
         <w:rPr>
           <w:rFonts w:hint="eastAsia"/>
         </w:rPr>
         <w:tab/>
       </w:r>
+      <w:proofErr w:type="spellStart"/>
       <w:r>
         <w:rPr>
           <w:rFonts w:hint="eastAsia"/>
         </w:rPr>
         <w:t>timestamptz</w:t>
       </w:r>
+      <w:proofErr w:type="spellEnd"/>
     </w:p>
     <w:p>
       <w:pPr>
@@ -6911,21 +8360,25 @@
           <w:rFonts w:hint="eastAsia"/>
         </w:rPr>
       </w:pPr>
+      <w:proofErr w:type="spellStart"/>
       <w:r>
         <w:rPr>
           <w:rFonts w:hint="eastAsia"/>
         </w:rPr>
         <w:t>created_at</w:t>
       </w:r>
+      <w:proofErr w:type="spellEnd"/>
       <w:r>
         <w:tab/>
       </w:r>
+      <w:proofErr w:type="spellStart"/>
       <w:r>
         <w:rPr>
           <w:rFonts w:hint="eastAsia"/>
         </w:rPr>
         <w:t>timestamptz</w:t>
       </w:r>
+      <w:proofErr w:type="spellEnd"/>
     </w:p>
     <w:p>
       <w:pPr>
@@ -6938,19 +8391,28 @@
           <w:rFonts w:hint="eastAsia"/>
         </w:rPr>
       </w:pPr>
+      <w:proofErr w:type="spellStart"/>
       <w:r>
         <w:rPr>
           <w:rFonts w:hint="eastAsia"/>
         </w:rPr>
         <w:t>updated_at</w:t>
       </w:r>
+      <w:proofErr w:type="spellEnd"/>
       <w:r>
         <w:rPr>
           <w:rFonts w:hint="eastAsia"/>
         </w:rPr>
         <w:tab/>
+      </w:r>
+      <w:proofErr w:type="spellStart"/>
+      <w:r>
+        <w:rPr>
+          <w:rFonts w:hint="eastAsia"/>
+        </w:rPr>
         <w:t>timestamptz</w:t>
       </w:r>
+      <w:proofErr w:type="spellEnd"/>
     </w:p>
     <w:p>
       <w:pPr>
@@ -6995,20 +8457,38 @@
         <w:rPr>
           <w:rFonts w:hint="eastAsia"/>
         </w:rPr>
-        <w:t>CREATE INDEX idx_budget_account ON budgets(</w:t>
-      </w:r>
+        <w:t xml:space="preserve">CREATE INDEX </w:t>
+      </w:r>
+      <w:proofErr w:type="spellStart"/>
+      <w:r>
+        <w:rPr>
+          <w:rFonts w:hint="eastAsia"/>
+        </w:rPr>
+        <w:t>idx_budget_account</w:t>
+      </w:r>
+      <w:proofErr w:type="spellEnd"/>
+      <w:r>
+        <w:rPr>
+          <w:rFonts w:hint="eastAsia"/>
+        </w:rPr>
+        <w:t xml:space="preserve"> ON budgets(</w:t>
+      </w:r>
+      <w:proofErr w:type="spellStart"/>
       <w:r>
         <w:rPr>
           <w:rFonts w:hint="eastAsia"/>
         </w:rPr>
         <w:t>account_book_id</w:t>
       </w:r>
+      <w:proofErr w:type="spellEnd"/>
+      <w:proofErr w:type="gramStart"/>
       <w:r>
         <w:rPr>
           <w:rFonts w:hint="eastAsia"/>
         </w:rPr>
         <w:t>);</w:t>
       </w:r>
+      <w:proofErr w:type="gramEnd"/>
     </w:p>
     <w:p>
       <w:pPr>
@@ -7033,6 +8513,7 @@
           <w:szCs w:val="28"/>
         </w:rPr>
       </w:pPr>
+      <w:proofErr w:type="spellStart"/>
       <w:r>
         <w:rPr>
           <w:rFonts w:hint="eastAsia"/>
@@ -7044,6 +8525,7 @@
         </w:rPr>
         <w:t>exchange_rates</w:t>
       </w:r>
+      <w:proofErr w:type="spellEnd"/>
       <w:r>
         <w:rPr>
           <w:rFonts w:hint="eastAsia"/>
@@ -7078,8 +8560,15 @@
           <w:rFonts w:hint="eastAsia"/>
         </w:rPr>
         <w:tab/>
+      </w:r>
+      <w:proofErr w:type="spellStart"/>
+      <w:r>
+        <w:rPr>
+          <w:rFonts w:hint="eastAsia"/>
+        </w:rPr>
         <w:t>uuid</w:t>
       </w:r>
+      <w:proofErr w:type="spellEnd"/>
       <w:r>
         <w:rPr>
           <w:rFonts w:hint="eastAsia"/>
@@ -7098,18 +8587,33 @@
           <w:rFonts w:hint="eastAsia"/>
         </w:rPr>
       </w:pPr>
+      <w:proofErr w:type="spellStart"/>
       <w:r>
         <w:rPr>
           <w:rFonts w:hint="eastAsia"/>
         </w:rPr>
         <w:t>base_currency</w:t>
       </w:r>
+      <w:proofErr w:type="spellEnd"/>
       <w:r>
         <w:rPr>
           <w:rFonts w:hint="eastAsia"/>
         </w:rPr>
         <w:tab/>
-        <w:t>varchar(3)</w:t>
+      </w:r>
+      <w:proofErr w:type="gramStart"/>
+      <w:r>
+        <w:rPr>
+          <w:rFonts w:hint="eastAsia"/>
+        </w:rPr>
+        <w:t>varchar(</w:t>
+      </w:r>
+      <w:proofErr w:type="gramEnd"/>
+      <w:r>
+        <w:rPr>
+          <w:rFonts w:hint="eastAsia"/>
+        </w:rPr>
+        <w:t>3)</w:t>
       </w:r>
       <w:r>
         <w:rPr>
@@ -7129,18 +8633,33 @@
           <w:rFonts w:hint="eastAsia"/>
         </w:rPr>
       </w:pPr>
+      <w:proofErr w:type="spellStart"/>
       <w:r>
         <w:rPr>
           <w:rFonts w:hint="eastAsia"/>
         </w:rPr>
         <w:t>target_currency</w:t>
       </w:r>
+      <w:proofErr w:type="spellEnd"/>
       <w:r>
         <w:rPr>
           <w:rFonts w:hint="eastAsia"/>
         </w:rPr>
         <w:tab/>
-        <w:t>varchar(3)</w:t>
+      </w:r>
+      <w:proofErr w:type="gramStart"/>
+      <w:r>
+        <w:rPr>
+          <w:rFonts w:hint="eastAsia"/>
+        </w:rPr>
+        <w:t>varchar(</w:t>
+      </w:r>
+      <w:proofErr w:type="gramEnd"/>
+      <w:r>
+        <w:rPr>
+          <w:rFonts w:hint="eastAsia"/>
+        </w:rPr>
+        <w:t>3)</w:t>
       </w:r>
       <w:r>
         <w:rPr>
@@ -7171,7 +8690,20 @@
           <w:rFonts w:hint="eastAsia"/>
         </w:rPr>
         <w:tab/>
-        <w:t>numeric(12,6)</w:t>
+      </w:r>
+      <w:proofErr w:type="gramStart"/>
+      <w:r>
+        <w:rPr>
+          <w:rFonts w:hint="eastAsia"/>
+        </w:rPr>
+        <w:t>numeric(</w:t>
+      </w:r>
+      <w:proofErr w:type="gramEnd"/>
+      <w:r>
+        <w:rPr>
+          <w:rFonts w:hint="eastAsia"/>
+        </w:rPr>
+        <w:t>12,6)</w:t>
       </w:r>
       <w:r>
         <w:rPr>
@@ -7191,6 +8723,7 @@
           <w:rFonts w:hint="eastAsia"/>
         </w:rPr>
       </w:pPr>
+      <w:proofErr w:type="gramStart"/>
       <w:r>
         <w:rPr>
           <w:rFonts w:hint="eastAsia"/>
@@ -7202,13 +8735,26 @@
           <w:rFonts w:hint="eastAsia"/>
         </w:rPr>
         <w:tab/>
+      </w:r>
+      <w:proofErr w:type="spellStart"/>
+      <w:r>
+        <w:rPr>
+          <w:rFonts w:hint="eastAsia"/>
+        </w:rPr>
         <w:t>date</w:t>
       </w:r>
+      <w:proofErr w:type="spellEnd"/>
       <w:r>
         <w:rPr>
           <w:rFonts w:hint="eastAsia"/>
         </w:rPr>
         <w:tab/>
+      </w:r>
+      <w:proofErr w:type="gramEnd"/>
+      <w:r>
+        <w:rPr>
+          <w:rFonts w:hint="eastAsia"/>
+        </w:rPr>
         <w:t>按日存</w:t>
       </w:r>
     </w:p>
@@ -7223,19 +8769,28 @@
           <w:rFonts w:hint="eastAsia"/>
         </w:rPr>
       </w:pPr>
+      <w:proofErr w:type="spellStart"/>
       <w:r>
         <w:rPr>
           <w:rFonts w:hint="eastAsia"/>
         </w:rPr>
         <w:t>created_at</w:t>
       </w:r>
+      <w:proofErr w:type="spellEnd"/>
       <w:r>
         <w:rPr>
           <w:rFonts w:hint="eastAsia"/>
         </w:rPr>
         <w:tab/>
+      </w:r>
+      <w:proofErr w:type="spellStart"/>
+      <w:r>
+        <w:rPr>
+          <w:rFonts w:hint="eastAsia"/>
+        </w:rPr>
         <w:t>timestamptz</w:t>
       </w:r>
+      <w:proofErr w:type="spellEnd"/>
     </w:p>
     <w:p>
       <w:pPr>
@@ -7287,21 +8842,87 @@
         <w:rPr>
           <w:rFonts w:hint="eastAsia"/>
         </w:rPr>
-        <w:t>CREATE UNIQUE INDEX idx_rate_unique</w:t>
-      </w:r>
-    </w:p>
-    <w:p>
-      <w:pPr>
-        <w:rPr>
-          <w:rFonts w:hint="eastAsia"/>
-        </w:rPr>
-      </w:pPr>
-      <w:r>
-        <w:rPr>
-          <w:rFonts w:hint="eastAsia"/>
-        </w:rPr>
-        <w:t xml:space="preserve">    ON exchange_rates(base_currency, target_currency, date);</w:t>
-      </w:r>
+        <w:t xml:space="preserve">CREATE UNIQUE INDEX </w:t>
+      </w:r>
+      <w:proofErr w:type="spellStart"/>
+      <w:r>
+        <w:rPr>
+          <w:rFonts w:hint="eastAsia"/>
+        </w:rPr>
+        <w:t>idx_rate_unique</w:t>
+      </w:r>
+      <w:proofErr w:type="spellEnd"/>
+    </w:p>
+    <w:p>
+      <w:pPr>
+        <w:rPr>
+          <w:rFonts w:hint="eastAsia"/>
+        </w:rPr>
+      </w:pPr>
+      <w:r>
+        <w:rPr>
+          <w:rFonts w:hint="eastAsia"/>
+        </w:rPr>
+        <w:t xml:space="preserve">    ON </w:t>
+      </w:r>
+      <w:proofErr w:type="spellStart"/>
+      <w:r>
+        <w:rPr>
+          <w:rFonts w:hint="eastAsia"/>
+        </w:rPr>
+        <w:t>exchange_</w:t>
+      </w:r>
+      <w:proofErr w:type="gramStart"/>
+      <w:r>
+        <w:rPr>
+          <w:rFonts w:hint="eastAsia"/>
+        </w:rPr>
+        <w:t>rates</w:t>
+      </w:r>
+      <w:proofErr w:type="spellEnd"/>
+      <w:r>
+        <w:rPr>
+          <w:rFonts w:hint="eastAsia"/>
+        </w:rPr>
+        <w:t>(</w:t>
+      </w:r>
+      <w:proofErr w:type="spellStart"/>
+      <w:proofErr w:type="gramEnd"/>
+      <w:r>
+        <w:rPr>
+          <w:rFonts w:hint="eastAsia"/>
+        </w:rPr>
+        <w:t>base_currency</w:t>
+      </w:r>
+      <w:proofErr w:type="spellEnd"/>
+      <w:r>
+        <w:rPr>
+          <w:rFonts w:hint="eastAsia"/>
+        </w:rPr>
+        <w:t xml:space="preserve">, </w:t>
+      </w:r>
+      <w:proofErr w:type="spellStart"/>
+      <w:r>
+        <w:rPr>
+          <w:rFonts w:hint="eastAsia"/>
+        </w:rPr>
+        <w:t>target_currency</w:t>
+      </w:r>
+      <w:proofErr w:type="spellEnd"/>
+      <w:r>
+        <w:rPr>
+          <w:rFonts w:hint="eastAsia"/>
+        </w:rPr>
+        <w:t>, date</w:t>
+      </w:r>
+      <w:proofErr w:type="gramStart"/>
+      <w:r>
+        <w:rPr>
+          <w:rFonts w:hint="eastAsia"/>
+        </w:rPr>
+        <w:t>);</w:t>
+      </w:r>
+      <w:proofErr w:type="gramEnd"/>
     </w:p>
     <w:p>
       <w:pPr>
@@ -7371,8 +8992,15 @@
           <w:rFonts w:hint="eastAsia"/>
         </w:rPr>
         <w:tab/>
+      </w:r>
+      <w:proofErr w:type="spellStart"/>
+      <w:r>
+        <w:rPr>
+          <w:rFonts w:hint="eastAsia"/>
+        </w:rPr>
         <w:t>uuid</w:t>
       </w:r>
+      <w:proofErr w:type="spellEnd"/>
     </w:p>
     <w:p>
       <w:pPr>
@@ -7385,25 +9013,36 @@
           <w:rFonts w:hint="eastAsia"/>
         </w:rPr>
       </w:pPr>
+      <w:proofErr w:type="spellStart"/>
       <w:r>
         <w:rPr>
           <w:rFonts w:hint="eastAsia"/>
         </w:rPr>
         <w:t>user_id</w:t>
       </w:r>
+      <w:proofErr w:type="spellEnd"/>
       <w:r>
         <w:rPr>
           <w:rFonts w:hint="eastAsia"/>
         </w:rPr>
         <w:tab/>
+      </w:r>
+      <w:proofErr w:type="spellStart"/>
+      <w:proofErr w:type="gramStart"/>
+      <w:r>
+        <w:rPr>
+          <w:rFonts w:hint="eastAsia"/>
+        </w:rPr>
         <w:t>uuid</w:t>
       </w:r>
+      <w:proofErr w:type="spellEnd"/>
       <w:r>
         <w:rPr>
           <w:rFonts w:hint="eastAsia"/>
         </w:rPr>
         <w:t xml:space="preserve">  FK</w:t>
       </w:r>
+      <w:proofErr w:type="gramEnd"/>
     </w:p>
     <w:p>
       <w:pPr>
@@ -7428,11 +9067,19 @@
         </w:rPr>
         <w:t xml:space="preserve"> </w:t>
       </w:r>
-      <w:r>
-        <w:rPr>
-          <w:rFonts w:hint="eastAsia"/>
-        </w:rPr>
-        <w:t>varchar(30)</w:t>
+      <w:proofErr w:type="gramStart"/>
+      <w:r>
+        <w:rPr>
+          <w:rFonts w:hint="eastAsia"/>
+        </w:rPr>
+        <w:t>varchar(</w:t>
+      </w:r>
+      <w:proofErr w:type="gramEnd"/>
+      <w:r>
+        <w:rPr>
+          <w:rFonts w:hint="eastAsia"/>
+        </w:rPr>
+        <w:t>30)</w:t>
       </w:r>
     </w:p>
     <w:p>
@@ -7500,6 +9147,7 @@
         <w:rPr>
           <w:rFonts w:hint="eastAsia"/>
         </w:rPr>
+        <w:lastRenderedPageBreak/>
         <w:t>status</w:t>
       </w:r>
       <w:r>
@@ -7507,7 +9155,20 @@
           <w:rFonts w:hint="eastAsia"/>
         </w:rPr>
         <w:tab/>
-        <w:t>varchar(20)</w:t>
+      </w:r>
+      <w:proofErr w:type="gramStart"/>
+      <w:r>
+        <w:rPr>
+          <w:rFonts w:hint="eastAsia"/>
+        </w:rPr>
+        <w:t>varchar(</w:t>
+      </w:r>
+      <w:proofErr w:type="gramEnd"/>
+      <w:r>
+        <w:rPr>
+          <w:rFonts w:hint="eastAsia"/>
+        </w:rPr>
+        <w:t>20)</w:t>
       </w:r>
     </w:p>
     <w:p>
@@ -7521,19 +9182,28 @@
           <w:rFonts w:hint="eastAsia"/>
         </w:rPr>
       </w:pPr>
+      <w:proofErr w:type="spellStart"/>
       <w:r>
         <w:rPr>
           <w:rFonts w:hint="eastAsia"/>
         </w:rPr>
         <w:t>created_at</w:t>
       </w:r>
+      <w:proofErr w:type="spellEnd"/>
       <w:r>
         <w:rPr>
           <w:rFonts w:hint="eastAsia"/>
         </w:rPr>
         <w:tab/>
+      </w:r>
+      <w:proofErr w:type="spellStart"/>
+      <w:r>
+        <w:rPr>
+          <w:rFonts w:hint="eastAsia"/>
+        </w:rPr>
         <w:t>timestamptz</w:t>
       </w:r>
+      <w:proofErr w:type="spellEnd"/>
     </w:p>
     <w:p>
       <w:pPr>
@@ -7578,21 +9248,73 @@
         <w:rPr>
           <w:rFonts w:hint="eastAsia"/>
         </w:rPr>
-        <w:t>CREATE INDEX idx_notifications_user ON notifications(user_id);</w:t>
-      </w:r>
-    </w:p>
-    <w:p>
-      <w:pPr>
-        <w:rPr>
-          <w:rFonts w:hint="eastAsia"/>
-        </w:rPr>
-      </w:pPr>
-      <w:r>
-        <w:rPr>
-          <w:rFonts w:hint="eastAsia"/>
-        </w:rPr>
-        <w:t>CREATE INDEX idx_notifications_status ON notifications(status);</w:t>
-      </w:r>
+        <w:t xml:space="preserve">CREATE INDEX </w:t>
+      </w:r>
+      <w:proofErr w:type="spellStart"/>
+      <w:r>
+        <w:rPr>
+          <w:rFonts w:hint="eastAsia"/>
+        </w:rPr>
+        <w:t>idx_notifications_user</w:t>
+      </w:r>
+      <w:proofErr w:type="spellEnd"/>
+      <w:r>
+        <w:rPr>
+          <w:rFonts w:hint="eastAsia"/>
+        </w:rPr>
+        <w:t xml:space="preserve"> ON notifications(</w:t>
+      </w:r>
+      <w:proofErr w:type="spellStart"/>
+      <w:r>
+        <w:rPr>
+          <w:rFonts w:hint="eastAsia"/>
+        </w:rPr>
+        <w:t>user_id</w:t>
+      </w:r>
+      <w:proofErr w:type="spellEnd"/>
+      <w:proofErr w:type="gramStart"/>
+      <w:r>
+        <w:rPr>
+          <w:rFonts w:hint="eastAsia"/>
+        </w:rPr>
+        <w:t>);</w:t>
+      </w:r>
+      <w:proofErr w:type="gramEnd"/>
+    </w:p>
+    <w:p>
+      <w:pPr>
+        <w:rPr>
+          <w:rFonts w:hint="eastAsia"/>
+        </w:rPr>
+      </w:pPr>
+      <w:r>
+        <w:rPr>
+          <w:rFonts w:hint="eastAsia"/>
+        </w:rPr>
+        <w:t xml:space="preserve">CREATE INDEX </w:t>
+      </w:r>
+      <w:proofErr w:type="spellStart"/>
+      <w:r>
+        <w:rPr>
+          <w:rFonts w:hint="eastAsia"/>
+        </w:rPr>
+        <w:t>idx_notifications_status</w:t>
+      </w:r>
+      <w:proofErr w:type="spellEnd"/>
+      <w:r>
+        <w:rPr>
+          <w:rFonts w:hint="eastAsia"/>
+        </w:rPr>
+        <w:t xml:space="preserve"> ON notifications(status</w:t>
+      </w:r>
+      <w:proofErr w:type="gramStart"/>
+      <w:r>
+        <w:rPr>
+          <w:rFonts w:hint="eastAsia"/>
+        </w:rPr>
+        <w:t>);</w:t>
+      </w:r>
+      <w:proofErr w:type="gramEnd"/>
     </w:p>
     <w:p>
       <w:pPr>
@@ -7628,6 +9350,7 @@
         </w:rPr>
         <w:t xml:space="preserve"> </w:t>
       </w:r>
+      <w:proofErr w:type="spellStart"/>
       <w:r>
         <w:rPr>
           <w:rFonts w:hint="eastAsia"/>
@@ -7639,6 +9362,7 @@
         </w:rPr>
         <w:t>auth_refresh_tokens</w:t>
       </w:r>
+      <w:proofErr w:type="spellEnd"/>
       <w:r>
         <w:rPr>
           <w:rFonts w:hint="eastAsia"/>
@@ -7673,8 +9397,15 @@
           <w:rFonts w:hint="eastAsia"/>
         </w:rPr>
         <w:tab/>
+      </w:r>
+      <w:proofErr w:type="spellStart"/>
+      <w:r>
+        <w:rPr>
+          <w:rFonts w:hint="eastAsia"/>
+        </w:rPr>
         <w:t>uuid</w:t>
       </w:r>
+      <w:proofErr w:type="spellEnd"/>
     </w:p>
     <w:p>
       <w:pPr>
@@ -7687,25 +9418,36 @@
           <w:rFonts w:hint="eastAsia"/>
         </w:rPr>
       </w:pPr>
+      <w:proofErr w:type="spellStart"/>
       <w:r>
         <w:rPr>
           <w:rFonts w:hint="eastAsia"/>
         </w:rPr>
         <w:t>user_id</w:t>
       </w:r>
+      <w:proofErr w:type="spellEnd"/>
       <w:r>
         <w:rPr>
           <w:rFonts w:hint="eastAsia"/>
         </w:rPr>
         <w:tab/>
+      </w:r>
+      <w:proofErr w:type="spellStart"/>
+      <w:proofErr w:type="gramStart"/>
+      <w:r>
+        <w:rPr>
+          <w:rFonts w:hint="eastAsia"/>
+        </w:rPr>
         <w:t>uuid</w:t>
       </w:r>
+      <w:proofErr w:type="spellEnd"/>
       <w:r>
         <w:rPr>
           <w:rFonts w:hint="eastAsia"/>
         </w:rPr>
         <w:t xml:space="preserve">  FK</w:t>
       </w:r>
+      <w:proofErr w:type="gramEnd"/>
     </w:p>
     <w:p>
       <w:pPr>
@@ -7718,12 +9460,14 @@
           <w:rFonts w:hint="eastAsia"/>
         </w:rPr>
       </w:pPr>
+      <w:proofErr w:type="spellStart"/>
       <w:r>
         <w:rPr>
           <w:rFonts w:hint="eastAsia"/>
         </w:rPr>
         <w:t>refresh_token</w:t>
       </w:r>
+      <w:proofErr w:type="spellEnd"/>
       <w:r>
         <w:rPr>
           <w:rFonts w:hint="eastAsia"/>
@@ -7743,19 +9487,28 @@
           <w:rFonts w:hint="eastAsia"/>
         </w:rPr>
       </w:pPr>
+      <w:proofErr w:type="spellStart"/>
       <w:r>
         <w:rPr>
           <w:rFonts w:hint="eastAsia"/>
         </w:rPr>
         <w:t>expires_at</w:t>
       </w:r>
+      <w:proofErr w:type="spellEnd"/>
       <w:r>
         <w:rPr>
           <w:rFonts w:hint="eastAsia"/>
         </w:rPr>
         <w:tab/>
+      </w:r>
+      <w:proofErr w:type="spellStart"/>
+      <w:r>
+        <w:rPr>
+          <w:rFonts w:hint="eastAsia"/>
+        </w:rPr>
         <w:t>timestamptz</w:t>
       </w:r>
+      <w:proofErr w:type="spellEnd"/>
     </w:p>
     <w:p>
       <w:pPr>
@@ -7779,8 +9532,15 @@
           <w:rFonts w:hint="eastAsia"/>
         </w:rPr>
         <w:tab/>
+      </w:r>
+      <w:proofErr w:type="spellStart"/>
+      <w:r>
+        <w:rPr>
+          <w:rFonts w:hint="eastAsia"/>
+        </w:rPr>
         <w:t>boolean</w:t>
       </w:r>
+      <w:proofErr w:type="spellEnd"/>
     </w:p>
     <w:p>
       <w:pPr>
@@ -7793,19 +9553,28 @@
           <w:rFonts w:hint="eastAsia"/>
         </w:rPr>
       </w:pPr>
+      <w:proofErr w:type="spellStart"/>
       <w:r>
         <w:rPr>
           <w:rFonts w:hint="eastAsia"/>
         </w:rPr>
         <w:t>created_at</w:t>
       </w:r>
+      <w:proofErr w:type="spellEnd"/>
       <w:r>
         <w:rPr>
           <w:rFonts w:hint="eastAsia"/>
         </w:rPr>
         <w:tab/>
+      </w:r>
+      <w:proofErr w:type="spellStart"/>
+      <w:r>
+        <w:rPr>
+          <w:rFonts w:hint="eastAsia"/>
+        </w:rPr>
         <w:t>timestamptz</w:t>
       </w:r>
+      <w:proofErr w:type="spellEnd"/>
     </w:p>
     <w:p>
       <w:pPr>
@@ -7850,34 +9619,166 @@
         <w:rPr>
           <w:rFonts w:hint="eastAsia"/>
         </w:rPr>
-        <w:t>CREATE INDEX idx_refresh_user ON auth_refresh_tokens(user_id);</w:t>
-      </w:r>
-    </w:p>
-    <w:p>
-      <w:pPr>
-        <w:rPr>
-          <w:rFonts w:hint="eastAsia"/>
-        </w:rPr>
-      </w:pPr>
-      <w:r>
-        <w:rPr>
-          <w:rFonts w:hint="eastAsia"/>
-        </w:rPr>
-        <w:t>CREATE INDEX idx_refresh_expires ON auth_refresh_tokens(expires_at);</w:t>
-      </w:r>
-    </w:p>
-    <w:p>
-      <w:pPr>
-        <w:rPr>
-          <w:rFonts w:hint="eastAsia"/>
-        </w:rPr>
-      </w:pPr>
-      <w:r>
-        <w:rPr>
-          <w:rFonts w:hint="eastAsia"/>
-        </w:rPr>
-        <w:t>CREATE UNIQUE INDEX idx_refresh_token ON auth_refresh_tokens(refresh_token);</w:t>
-      </w:r>
+        <w:t xml:space="preserve">CREATE INDEX </w:t>
+      </w:r>
+      <w:proofErr w:type="spellStart"/>
+      <w:r>
+        <w:rPr>
+          <w:rFonts w:hint="eastAsia"/>
+        </w:rPr>
+        <w:t>idx_refresh_user</w:t>
+      </w:r>
+      <w:proofErr w:type="spellEnd"/>
+      <w:r>
+        <w:rPr>
+          <w:rFonts w:hint="eastAsia"/>
+        </w:rPr>
+        <w:t xml:space="preserve"> ON </w:t>
+      </w:r>
+      <w:proofErr w:type="spellStart"/>
+      <w:r>
+        <w:rPr>
+          <w:rFonts w:hint="eastAsia"/>
+        </w:rPr>
+        <w:t>auth_refresh_tokens</w:t>
+      </w:r>
+      <w:proofErr w:type="spellEnd"/>
+      <w:r>
+        <w:rPr>
+          <w:rFonts w:hint="eastAsia"/>
+        </w:rPr>
+        <w:t>(</w:t>
+      </w:r>
+      <w:proofErr w:type="spellStart"/>
+      <w:r>
+        <w:rPr>
+          <w:rFonts w:hint="eastAsia"/>
+        </w:rPr>
+        <w:t>user_id</w:t>
+      </w:r>
+      <w:proofErr w:type="spellEnd"/>
+      <w:proofErr w:type="gramStart"/>
+      <w:r>
+        <w:rPr>
+          <w:rFonts w:hint="eastAsia"/>
+        </w:rPr>
+        <w:t>);</w:t>
+      </w:r>
+      <w:proofErr w:type="gramEnd"/>
+    </w:p>
+    <w:p>
+      <w:pPr>
+        <w:rPr>
+          <w:rFonts w:hint="eastAsia"/>
+        </w:rPr>
+      </w:pPr>
+      <w:r>
+        <w:rPr>
+          <w:rFonts w:hint="eastAsia"/>
+        </w:rPr>
+        <w:t xml:space="preserve">CREATE INDEX </w:t>
+      </w:r>
+      <w:proofErr w:type="spellStart"/>
+      <w:r>
+        <w:rPr>
+          <w:rFonts w:hint="eastAsia"/>
+        </w:rPr>
+        <w:t>idx_refresh_expires</w:t>
+      </w:r>
+      <w:proofErr w:type="spellEnd"/>
+      <w:r>
+        <w:rPr>
+          <w:rFonts w:hint="eastAsia"/>
+        </w:rPr>
+        <w:t xml:space="preserve"> ON </w:t>
+      </w:r>
+      <w:proofErr w:type="spellStart"/>
+      <w:r>
+        <w:rPr>
+          <w:rFonts w:hint="eastAsia"/>
+        </w:rPr>
+        <w:t>auth_refresh_tokens</w:t>
+      </w:r>
+      <w:proofErr w:type="spellEnd"/>
+      <w:r>
+        <w:rPr>
+          <w:rFonts w:hint="eastAsia"/>
+        </w:rPr>
+        <w:t>(</w:t>
+      </w:r>
+      <w:proofErr w:type="spellStart"/>
+      <w:r>
+        <w:rPr>
+          <w:rFonts w:hint="eastAsia"/>
+        </w:rPr>
+        <w:t>expires_at</w:t>
+      </w:r>
+      <w:proofErr w:type="spellEnd"/>
+      <w:proofErr w:type="gramStart"/>
+      <w:r>
+        <w:rPr>
+          <w:rFonts w:hint="eastAsia"/>
+        </w:rPr>
+        <w:t>);</w:t>
+      </w:r>
+      <w:proofErr w:type="gramEnd"/>
+    </w:p>
+    <w:p>
+      <w:pPr>
+        <w:rPr>
+          <w:rFonts w:hint="eastAsia"/>
+        </w:rPr>
+      </w:pPr>
+      <w:r>
+        <w:rPr>
+          <w:rFonts w:hint="eastAsia"/>
+        </w:rPr>
+        <w:t xml:space="preserve">CREATE UNIQUE INDEX </w:t>
+      </w:r>
+      <w:proofErr w:type="spellStart"/>
+      <w:r>
+        <w:rPr>
+          <w:rFonts w:hint="eastAsia"/>
+        </w:rPr>
+        <w:t>idx_refresh_token</w:t>
+      </w:r>
+      <w:proofErr w:type="spellEnd"/>
+      <w:r>
+        <w:rPr>
+          <w:rFonts w:hint="eastAsia"/>
+        </w:rPr>
+        <w:t xml:space="preserve"> ON </w:t>
+      </w:r>
+      <w:proofErr w:type="spellStart"/>
+      <w:r>
+        <w:rPr>
+          <w:rFonts w:hint="eastAsia"/>
+        </w:rPr>
+        <w:t>auth_refresh_tokens</w:t>
+      </w:r>
+      <w:proofErr w:type="spellEnd"/>
+      <w:r>
+        <w:rPr>
+          <w:rFonts w:hint="eastAsia"/>
+        </w:rPr>
+        <w:t>(</w:t>
+      </w:r>
+      <w:proofErr w:type="spellStart"/>
+      <w:r>
+        <w:rPr>
+          <w:rFonts w:hint="eastAsia"/>
+        </w:rPr>
+        <w:t>refresh_token</w:t>
+      </w:r>
+      <w:proofErr w:type="spellEnd"/>
+      <w:proofErr w:type="gramStart"/>
+      <w:r>
+        <w:rPr>
+          <w:rFonts w:hint="eastAsia"/>
+        </w:rPr>
+        <w:t>);</w:t>
+      </w:r>
+      <w:proofErr w:type="gramEnd"/>
     </w:p>
     <w:p>
       <w:pPr>
@@ -7911,7 +9812,31 @@
           <w:sz w:val="28"/>
           <w:szCs w:val="28"/>
         </w:rPr>
-        <w:t xml:space="preserve"> audit_log表</w:t>
+        <w:t xml:space="preserve"> </w:t>
+      </w:r>
+      <w:proofErr w:type="spellStart"/>
+      <w:r>
+        <w:rPr>
+          <w:rFonts w:hint="eastAsia"/>
+          <w:b/>
+          <w:bCs/>
+          <w:color w:val="000000" w:themeColor="text1"/>
+          <w:sz w:val="28"/>
+          <w:szCs w:val="28"/>
+        </w:rPr>
+        <w:t>audit_log</w:t>
+      </w:r>
+      <w:proofErr w:type="spellEnd"/>
+      <w:r>
+        <w:rPr>
+          <w:rFonts w:hint="eastAsia"/>
+          <w:b/>
+          <w:bCs/>
+          <w:color w:val="000000" w:themeColor="text1"/>
+          <w:sz w:val="28"/>
+          <w:szCs w:val="28"/>
+        </w:rPr>
+        <w:t>表</w:t>
       </w:r>
     </w:p>
     <w:p>
@@ -7950,12 +9875,14 @@
           <w:rFonts w:hint="eastAsia"/>
         </w:rPr>
       </w:pPr>
+      <w:proofErr w:type="spellStart"/>
       <w:r>
         <w:rPr>
           <w:rFonts w:hint="eastAsia"/>
         </w:rPr>
         <w:t>user_id</w:t>
       </w:r>
+      <w:proofErr w:type="spellEnd"/>
       <w:r>
         <w:rPr>
           <w:rFonts w:hint="eastAsia"/>
@@ -8000,18 +9927,28 @@
           <w:rFonts w:hint="eastAsia"/>
         </w:rPr>
       </w:pPr>
-      <w:r>
-        <w:rPr>
-          <w:rFonts w:hint="eastAsia"/>
-        </w:rPr>
-        <w:t>target_type</w:t>
-      </w:r>
+      <w:proofErr w:type="spellStart"/>
+      <w:r>
+        <w:rPr>
+          <w:rFonts w:hint="eastAsia"/>
+        </w:rPr>
+        <w:t>target_</w:t>
+      </w:r>
+      <w:proofErr w:type="gramStart"/>
+      <w:r>
+        <w:rPr>
+          <w:rFonts w:hint="eastAsia"/>
+        </w:rPr>
+        <w:t>type</w:t>
+      </w:r>
+      <w:proofErr w:type="spellEnd"/>
       <w:r>
         <w:rPr>
           <w:rFonts w:hint="eastAsia"/>
         </w:rPr>
         <w:t xml:space="preserve">  text</w:t>
       </w:r>
+      <w:proofErr w:type="gramEnd"/>
     </w:p>
     <w:p>
       <w:pPr>
@@ -8024,18 +9961,36 @@
           <w:rFonts w:hint="eastAsia"/>
         </w:rPr>
       </w:pPr>
-      <w:r>
-        <w:rPr>
-          <w:rFonts w:hint="eastAsia"/>
-        </w:rPr>
-        <w:t>target_id</w:t>
-      </w:r>
-      <w:r>
-        <w:rPr>
-          <w:rFonts w:hint="eastAsia"/>
-        </w:rPr>
-        <w:t xml:space="preserve">  uuid</w:t>
-      </w:r>
+      <w:proofErr w:type="spellStart"/>
+      <w:r>
+        <w:rPr>
+          <w:rFonts w:hint="eastAsia"/>
+        </w:rPr>
+        <w:t>target_</w:t>
+      </w:r>
+      <w:proofErr w:type="gramStart"/>
+      <w:r>
+        <w:rPr>
+          <w:rFonts w:hint="eastAsia"/>
+        </w:rPr>
+        <w:t>id</w:t>
+      </w:r>
+      <w:proofErr w:type="spellEnd"/>
+      <w:r>
+        <w:rPr>
+          <w:rFonts w:hint="eastAsia"/>
+        </w:rPr>
+        <w:t xml:space="preserve">  </w:t>
+      </w:r>
+      <w:proofErr w:type="spellStart"/>
+      <w:r>
+        <w:rPr>
+          <w:rFonts w:hint="eastAsia"/>
+        </w:rPr>
+        <w:t>uuid</w:t>
+      </w:r>
+      <w:proofErr w:type="spellEnd"/>
+      <w:proofErr w:type="gramEnd"/>
     </w:p>
     <w:p>
       <w:pPr>
@@ -8048,12 +10003,28 @@
           <w:rFonts w:hint="eastAsia"/>
         </w:rPr>
       </w:pPr>
-      <w:r>
-        <w:rPr>
-          <w:rFonts w:hint="eastAsia"/>
-        </w:rPr>
-        <w:t>detail jsonb</w:t>
-      </w:r>
+      <w:proofErr w:type="gramStart"/>
+      <w:r>
+        <w:rPr>
+          <w:rFonts w:hint="eastAsia"/>
+        </w:rPr>
+        <w:t>detail</w:t>
+      </w:r>
+      <w:proofErr w:type="gramEnd"/>
+      <w:r>
+        <w:rPr>
+          <w:rFonts w:hint="eastAsia"/>
+        </w:rPr>
+        <w:t xml:space="preserve"> </w:t>
+      </w:r>
+      <w:proofErr w:type="spellStart"/>
+      <w:r>
+        <w:rPr>
+          <w:rFonts w:hint="eastAsia"/>
+        </w:rPr>
+        <w:t>jsonb</w:t>
+      </w:r>
+      <w:proofErr w:type="spellEnd"/>
     </w:p>
     <w:p>
       <w:pPr>
@@ -8066,18 +10037,40 @@
           <w:rFonts w:hint="eastAsia"/>
         </w:rPr>
       </w:pPr>
-      <w:r>
-        <w:rPr>
-          <w:rFonts w:hint="eastAsia"/>
-        </w:rPr>
-        <w:t>ip_address varchar(45)</w:t>
-      </w:r>
+      <w:proofErr w:type="spellStart"/>
+      <w:r>
+        <w:rPr>
+          <w:rFonts w:hint="eastAsia"/>
+        </w:rPr>
+        <w:t>ip_address</w:t>
+      </w:r>
+      <w:proofErr w:type="spellEnd"/>
       <w:r>
         <w:rPr>
           <w:rFonts w:hint="eastAsia"/>
         </w:rPr>
         <w:t xml:space="preserve"> </w:t>
       </w:r>
+      <w:proofErr w:type="gramStart"/>
+      <w:r>
+        <w:rPr>
+          <w:rFonts w:hint="eastAsia"/>
+        </w:rPr>
+        <w:t>varchar(</w:t>
+      </w:r>
+      <w:proofErr w:type="gramEnd"/>
+      <w:r>
+        <w:rPr>
+          <w:rFonts w:hint="eastAsia"/>
+        </w:rPr>
+        <w:t>45)</w:t>
+      </w:r>
+      <w:r>
+        <w:rPr>
+          <w:rFonts w:hint="eastAsia"/>
+        </w:rPr>
+        <w:t xml:space="preserve"> </w:t>
+      </w:r>
     </w:p>
     <w:p>
       <w:pPr>
@@ -8090,11 +10083,19 @@
           <w:rFonts w:hint="eastAsia"/>
         </w:rPr>
       </w:pPr>
-      <w:r>
-        <w:rPr>
-          <w:rFonts w:hint="eastAsia"/>
-        </w:rPr>
-        <w:t>user_agent text</w:t>
+      <w:proofErr w:type="spellStart"/>
+      <w:r>
+        <w:rPr>
+          <w:rFonts w:hint="eastAsia"/>
+        </w:rPr>
+        <w:t>user_agent</w:t>
+      </w:r>
+      <w:proofErr w:type="spellEnd"/>
+      <w:r>
+        <w:rPr>
+          <w:rFonts w:hint="eastAsia"/>
+        </w:rPr>
+        <w:t xml:space="preserve"> text</w:t>
       </w:r>
     </w:p>
     <w:p>
@@ -8108,12 +10109,14 @@
           <w:rFonts w:hint="eastAsia"/>
         </w:rPr>
       </w:pPr>
+      <w:proofErr w:type="spellStart"/>
       <w:r>
         <w:rPr>
           <w:rFonts w:hint="eastAsia"/>
         </w:rPr>
         <w:t>created_at</w:t>
       </w:r>
+      <w:proofErr w:type="spellEnd"/>
       <w:r>
         <w:rPr>
           <w:rFonts w:hint="eastAsia"/>
@@ -8280,9 +10283,11 @@
                 <w:rFonts w:hint="eastAsia"/>
               </w:rPr>
             </w:pPr>
+            <w:proofErr w:type="spellStart"/>
             <w:r>
               <w:t>account_books</w:t>
             </w:r>
+            <w:proofErr w:type="spellEnd"/>
           </w:p>
         </w:tc>
         <w:tc>
@@ -8297,9 +10302,11 @@
                 <w:rFonts w:hint="eastAsia"/>
               </w:rPr>
             </w:pPr>
+            <w:proofErr w:type="spellStart"/>
             <w:r>
               <w:t>owner_user_id</w:t>
             </w:r>
+            <w:proofErr w:type="spellEnd"/>
           </w:p>
         </w:tc>
       </w:tr>
@@ -8319,9 +10326,11 @@
                 <w:rFonts w:hint="eastAsia"/>
               </w:rPr>
             </w:pPr>
+            <w:proofErr w:type="spellStart"/>
             <w:r>
               <w:t>account_to_users</w:t>
             </w:r>
+            <w:proofErr w:type="spellEnd"/>
           </w:p>
         </w:tc>
         <w:tc>
@@ -8339,12 +10348,27 @@
             <w:r>
               <w:t>(</w:t>
             </w:r>
+            <w:proofErr w:type="spellStart"/>
             <w:r>
               <w:t>account_book_id</w:t>
             </w:r>
+            <w:proofErr w:type="spellEnd"/>
             <w:r>
-              <w:t>, user_id) UNIQUE, user_id</w:t>
+              <w:t xml:space="preserve">, </w:t>
             </w:r>
+            <w:proofErr w:type="spellStart"/>
+            <w:r>
+              <w:t>user_id</w:t>
+            </w:r>
+            <w:proofErr w:type="spellEnd"/>
+            <w:r>
+              <w:t xml:space="preserve">) UNIQUE, </w:t>
+            </w:r>
+            <w:proofErr w:type="spellStart"/>
+            <w:r>
+              <w:t>user_id</w:t>
+            </w:r>
+            <w:proofErr w:type="spellEnd"/>
           </w:p>
         </w:tc>
       </w:tr>
@@ -8364,9 +10388,12 @@
                 <w:rFonts w:hint="eastAsia"/>
               </w:rPr>
             </w:pPr>
+            <w:proofErr w:type="spellStart"/>
             <w:r>
+              <w:lastRenderedPageBreak/>
               <w:t>account_invitations</w:t>
             </w:r>
+            <w:proofErr w:type="spellEnd"/>
           </w:p>
         </w:tc>
         <w:tc>
@@ -8384,9 +10411,11 @@
             <w:r>
               <w:t xml:space="preserve">token UNIQUE, </w:t>
             </w:r>
+            <w:proofErr w:type="spellStart"/>
             <w:r>
               <w:t>account_book_id</w:t>
             </w:r>
+            <w:proofErr w:type="spellEnd"/>
             <w:r>
               <w:t>, status</w:t>
             </w:r>
@@ -8409,9 +10438,11 @@
                 <w:rFonts w:hint="eastAsia"/>
               </w:rPr>
             </w:pPr>
+            <w:proofErr w:type="spellStart"/>
             <w:r>
               <w:t>transaction_categories</w:t>
             </w:r>
+            <w:proofErr w:type="spellEnd"/>
           </w:p>
         </w:tc>
         <w:tc>
@@ -8429,15 +10460,19 @@
             <w:r>
               <w:t>(</w:t>
             </w:r>
+            <w:proofErr w:type="spellStart"/>
             <w:r>
               <w:t>account_book_id</w:t>
             </w:r>
+            <w:proofErr w:type="spellEnd"/>
             <w:r>
               <w:t xml:space="preserve">, name) UNIQUE, </w:t>
             </w:r>
+            <w:proofErr w:type="spellStart"/>
             <w:r>
               <w:t>account_book_id</w:t>
             </w:r>
+            <w:proofErr w:type="spellEnd"/>
           </w:p>
         </w:tc>
       </w:tr>
@@ -8474,18 +10509,51 @@
                 <w:rFonts w:hint="eastAsia"/>
               </w:rPr>
             </w:pPr>
+            <w:proofErr w:type="spellStart"/>
             <w:r>
               <w:t>account_book_id</w:t>
             </w:r>
+            <w:proofErr w:type="spellEnd"/>
             <w:r>
               <w:t>, (</w:t>
             </w:r>
+            <w:proofErr w:type="spellStart"/>
             <w:r>
               <w:t>account_book_id</w:t>
             </w:r>
+            <w:proofErr w:type="spellEnd"/>
             <w:r>
-              <w:t>, spent_at), category_id, parent_id, user_id</w:t>
+              <w:t xml:space="preserve">, </w:t>
             </w:r>
+            <w:proofErr w:type="spellStart"/>
+            <w:r>
+              <w:t>spent_at</w:t>
+            </w:r>
+            <w:proofErr w:type="spellEnd"/>
+            <w:r>
+              <w:t xml:space="preserve">), </w:t>
+            </w:r>
+            <w:proofErr w:type="spellStart"/>
+            <w:r>
+              <w:t>category_id</w:t>
+            </w:r>
+            <w:proofErr w:type="spellEnd"/>
+            <w:r>
+              <w:t xml:space="preserve">, </w:t>
+            </w:r>
+            <w:proofErr w:type="spellStart"/>
+            <w:r>
+              <w:t>parent_id</w:t>
+            </w:r>
+            <w:proofErr w:type="spellEnd"/>
+            <w:r>
+              <w:t xml:space="preserve">, </w:t>
+            </w:r>
+            <w:proofErr w:type="spellStart"/>
+            <w:r>
+              <w:t>user_id</w:t>
+            </w:r>
+            <w:proofErr w:type="spellEnd"/>
           </w:p>
         </w:tc>
       </w:tr>
@@ -8525,15 +10593,35 @@
             <w:r>
               <w:t>(</w:t>
             </w:r>
+            <w:proofErr w:type="spellStart"/>
             <w:r>
               <w:t>account_book_id</w:t>
             </w:r>
+            <w:proofErr w:type="spellEnd"/>
             <w:r>
-              <w:t xml:space="preserve">, category_id, cycle, start_date) UNIQUE, </w:t>
+              <w:t xml:space="preserve">, </w:t>
             </w:r>
+            <w:proofErr w:type="spellStart"/>
+            <w:r>
+              <w:t>category_id</w:t>
+            </w:r>
+            <w:proofErr w:type="spellEnd"/>
+            <w:r>
+              <w:t xml:space="preserve">, cycle, </w:t>
+            </w:r>
+            <w:proofErr w:type="spellStart"/>
+            <w:r>
+              <w:t>start_date</w:t>
+            </w:r>
+            <w:proofErr w:type="spellEnd"/>
+            <w:r>
+              <w:t xml:space="preserve">) UNIQUE, </w:t>
+            </w:r>
+            <w:proofErr w:type="spellStart"/>
             <w:r>
               <w:t>account_book_id</w:t>
             </w:r>
+            <w:proofErr w:type="spellEnd"/>
           </w:p>
         </w:tc>
       </w:tr>
@@ -8553,10 +10641,11 @@
                 <w:rFonts w:hint="eastAsia"/>
               </w:rPr>
             </w:pPr>
+            <w:proofErr w:type="spellStart"/>
             <w:r>
-              <w:lastRenderedPageBreak/>
               <w:t>exchange_rates</w:t>
             </w:r>
+            <w:proofErr w:type="spellEnd"/>
           </w:p>
         </w:tc>
         <w:tc>
@@ -8572,7 +10661,23 @@
               </w:rPr>
             </w:pPr>
             <w:r>
-              <w:t>(base_currency, target_currency, date) UNIQUE</w:t>
+              <w:t>(</w:t>
+            </w:r>
+            <w:proofErr w:type="spellStart"/>
+            <w:r>
+              <w:t>base_currency</w:t>
+            </w:r>
+            <w:proofErr w:type="spellEnd"/>
+            <w:r>
+              <w:t xml:space="preserve">, </w:t>
+            </w:r>
+            <w:proofErr w:type="spellStart"/>
+            <w:r>
+              <w:t>target_currency</w:t>
+            </w:r>
+            <w:proofErr w:type="spellEnd"/>
+            <w:r>
+              <w:t>, date) UNIQUE</w:t>
             </w:r>
           </w:p>
         </w:tc>
@@ -8610,8 +10715,13 @@
                 <w:rFonts w:hint="eastAsia"/>
               </w:rPr>
             </w:pPr>
+            <w:proofErr w:type="spellStart"/>
             <w:r>
-              <w:t>user_id, status</w:t>
+              <w:t>user_id</w:t>
+            </w:r>
+            <w:proofErr w:type="spellEnd"/>
+            <w:r>
+              <w:t>, status</w:t>
             </w:r>
           </w:p>
         </w:tc>
@@ -8632,9 +10742,11 @@
                 <w:rFonts w:hint="eastAsia"/>
               </w:rPr>
             </w:pPr>
+            <w:proofErr w:type="spellStart"/>
             <w:r>
               <w:t>auth_refresh_tokens</w:t>
             </w:r>
+            <w:proofErr w:type="spellEnd"/>
           </w:p>
         </w:tc>
         <w:tc>
@@ -8649,9 +10761,27 @@
                 <w:rFonts w:hint="eastAsia"/>
               </w:rPr>
             </w:pPr>
+            <w:proofErr w:type="spellStart"/>
             <w:r>
-              <w:t>refresh_token UNIQUE, user_id, expires_at</w:t>
+              <w:t>refresh_token</w:t>
             </w:r>
+            <w:proofErr w:type="spellEnd"/>
+            <w:r>
+              <w:t xml:space="preserve"> UNIQUE, </w:t>
+            </w:r>
+            <w:proofErr w:type="spellStart"/>
+            <w:r>
+              <w:t>user_id</w:t>
+            </w:r>
+            <w:proofErr w:type="spellEnd"/>
+            <w:r>
+              <w:t xml:space="preserve">, </w:t>
+            </w:r>
+            <w:proofErr w:type="spellStart"/>
+            <w:r>
+              <w:t>expires_at</w:t>
+            </w:r>
+            <w:proofErr w:type="spellEnd"/>
           </w:p>
         </w:tc>
       </w:tr>
@@ -8886,12 +11016,14 @@
           <w:rFonts w:hint="eastAsia"/>
         </w:rPr>
       </w:pPr>
+      <w:proofErr w:type="spellStart"/>
       <w:r>
         <w:rPr>
           <w:rFonts w:hint="eastAsia"/>
         </w:rPr>
         <w:t>account_books</w:t>
       </w:r>
+      <w:proofErr w:type="spellEnd"/>
     </w:p>
     <w:p>
       <w:pPr>
@@ -8904,12 +11036,14 @@
           <w:rFonts w:hint="eastAsia"/>
         </w:rPr>
       </w:pPr>
+      <w:proofErr w:type="spellStart"/>
       <w:r>
         <w:rPr>
           <w:rFonts w:hint="eastAsia"/>
         </w:rPr>
         <w:t>account_to_users</w:t>
       </w:r>
+      <w:proofErr w:type="spellEnd"/>
     </w:p>
     <w:p>
       <w:pPr>
@@ -8922,9 +11056,11 @@
           <w:rFonts w:hint="eastAsia"/>
         </w:rPr>
       </w:pPr>
+      <w:proofErr w:type="spellStart"/>
       <w:r>
         <w:t>account_invitations</w:t>
       </w:r>
+      <w:proofErr w:type="spellEnd"/>
     </w:p>
     <w:p>
       <w:pPr>
@@ -9015,12 +11151,14 @@
           <w:rFonts w:hint="eastAsia"/>
         </w:rPr>
       </w:pPr>
+      <w:proofErr w:type="spellStart"/>
       <w:r>
         <w:rPr>
           <w:rFonts w:hint="eastAsia"/>
         </w:rPr>
         <w:t>account_books</w:t>
       </w:r>
+      <w:proofErr w:type="spellEnd"/>
     </w:p>
     <w:p>
       <w:pPr>
@@ -9105,6 +11243,7 @@
           <w:sz w:val="28"/>
           <w:szCs w:val="28"/>
         </w:rPr>
+        <w:lastRenderedPageBreak/>
         <w:t>消费</w:t>
       </w:r>
       <w:r>
@@ -9142,12 +11281,14 @@
           <w:rFonts w:hint="eastAsia"/>
         </w:rPr>
       </w:pPr>
+      <w:proofErr w:type="spellStart"/>
       <w:r>
         <w:rPr>
           <w:rFonts w:hint="eastAsia"/>
         </w:rPr>
         <w:t>account_books</w:t>
       </w:r>
+      <w:proofErr w:type="spellEnd"/>
     </w:p>
     <w:p>
       <w:pPr>
@@ -9160,6 +11301,7 @@
           <w:rFonts w:hint="eastAsia"/>
         </w:rPr>
       </w:pPr>
+      <w:proofErr w:type="spellStart"/>
       <w:r>
         <w:rPr>
           <w:rFonts w:hint="eastAsia"/>
@@ -9172,25 +11314,25 @@
         </w:rPr>
         <w:t>_categories</w:t>
       </w:r>
-    </w:p>
-    <w:p>
-      <w:pPr>
-        <w:rPr>
-          <w:rFonts w:hint="eastAsia"/>
-        </w:rPr>
-      </w:pPr>
-    </w:p>
-    <w:p>
-      <w:pPr>
-        <w:rPr>
-          <w:rFonts w:hint="eastAsia"/>
-        </w:rPr>
-      </w:pPr>
-      <w:r>
-        <w:rPr>
-          <w:rFonts w:hint="eastAsia"/>
-        </w:rPr>
-        <w:lastRenderedPageBreak/>
+      <w:proofErr w:type="spellEnd"/>
+    </w:p>
+    <w:p>
+      <w:pPr>
+        <w:rPr>
+          <w:rFonts w:hint="eastAsia"/>
+        </w:rPr>
+      </w:pPr>
+    </w:p>
+    <w:p>
+      <w:pPr>
+        <w:rPr>
+          <w:rFonts w:hint="eastAsia"/>
+        </w:rPr>
+      </w:pPr>
+      <w:r>
+        <w:rPr>
+          <w:rFonts w:hint="eastAsia"/>
+        </w:rPr>
         <w:t>说明：</w:t>
       </w:r>
     </w:p>
@@ -9259,12 +11401,14 @@
           <w:rFonts w:hint="eastAsia"/>
         </w:rPr>
       </w:pPr>
+      <w:proofErr w:type="spellStart"/>
       <w:r>
         <w:rPr>
           <w:rFonts w:hint="eastAsia"/>
         </w:rPr>
         <w:t>account_books</w:t>
       </w:r>
+      <w:proofErr w:type="spellEnd"/>
     </w:p>
     <w:p>
       <w:pPr>
@@ -9277,12 +11421,14 @@
           <w:rFonts w:hint="eastAsia"/>
         </w:rPr>
       </w:pPr>
+      <w:proofErr w:type="spellStart"/>
       <w:r>
         <w:rPr>
           <w:rFonts w:hint="eastAsia"/>
         </w:rPr>
         <w:t>account_to_users</w:t>
       </w:r>
+      <w:proofErr w:type="spellEnd"/>
     </w:p>
     <w:p>
       <w:pPr>
@@ -9319,6 +11465,7 @@
           <w:rFonts w:hint="eastAsia"/>
         </w:rPr>
       </w:pPr>
+      <w:proofErr w:type="spellStart"/>
       <w:r>
         <w:rPr>
           <w:rFonts w:hint="eastAsia"/>
@@ -9331,6 +11478,7 @@
         </w:rPr>
         <w:t>_categories</w:t>
       </w:r>
+      <w:proofErr w:type="spellEnd"/>
     </w:p>
     <w:p>
       <w:pPr>
@@ -9343,12 +11491,14 @@
           <w:rFonts w:hint="eastAsia"/>
         </w:rPr>
       </w:pPr>
+      <w:proofErr w:type="spellStart"/>
       <w:r>
         <w:rPr>
           <w:rFonts w:hint="eastAsia"/>
         </w:rPr>
         <w:t>exchange_rates</w:t>
       </w:r>
+      <w:proofErr w:type="spellEnd"/>
     </w:p>
     <w:p>
       <w:pPr>
@@ -9436,12 +11586,14 @@
           <w:rFonts w:hint="eastAsia"/>
         </w:rPr>
       </w:pPr>
+      <w:proofErr w:type="spellStart"/>
       <w:r>
         <w:rPr>
           <w:rFonts w:hint="eastAsia"/>
         </w:rPr>
         <w:t>account_books</w:t>
       </w:r>
+      <w:proofErr w:type="spellEnd"/>
     </w:p>
     <w:p>
       <w:pPr>
@@ -9454,12 +11606,14 @@
           <w:rFonts w:hint="eastAsia"/>
         </w:rPr>
       </w:pPr>
+      <w:proofErr w:type="spellStart"/>
       <w:r>
         <w:rPr>
           <w:rFonts w:hint="eastAsia"/>
         </w:rPr>
         <w:t>account_to_users</w:t>
       </w:r>
+      <w:proofErr w:type="spellEnd"/>
     </w:p>
     <w:p>
       <w:pPr>
@@ -9496,6 +11650,7 @@
           <w:rFonts w:hint="eastAsia"/>
         </w:rPr>
       </w:pPr>
+      <w:proofErr w:type="spellStart"/>
       <w:r>
         <w:rPr>
           <w:rFonts w:hint="eastAsia"/>
@@ -9508,6 +11663,7 @@
         </w:rPr>
         <w:t>_categories</w:t>
       </w:r>
+      <w:proofErr w:type="spellEnd"/>
     </w:p>
     <w:p>
       <w:pPr>
@@ -9538,12 +11694,14 @@
           <w:rFonts w:hint="eastAsia"/>
         </w:rPr>
       </w:pPr>
+      <w:proofErr w:type="spellStart"/>
       <w:r>
         <w:rPr>
           <w:rFonts w:hint="eastAsia"/>
         </w:rPr>
         <w:t>exchange_rates</w:t>
       </w:r>
+      <w:proofErr w:type="spellEnd"/>
     </w:p>
     <w:p>
       <w:pPr>
@@ -9647,12 +11805,14 @@
           <w:rFonts w:hint="eastAsia"/>
         </w:rPr>
       </w:pPr>
+      <w:proofErr w:type="spellStart"/>
       <w:r>
         <w:rPr>
           <w:rFonts w:hint="eastAsia"/>
         </w:rPr>
         <w:t>account_books</w:t>
       </w:r>
+      <w:proofErr w:type="spellEnd"/>
     </w:p>
     <w:p>
       <w:pPr>
@@ -9665,12 +11825,14 @@
           <w:rFonts w:hint="eastAsia"/>
         </w:rPr>
       </w:pPr>
+      <w:proofErr w:type="spellStart"/>
       <w:r>
         <w:rPr>
           <w:rFonts w:hint="eastAsia"/>
         </w:rPr>
         <w:t>account_to_users</w:t>
       </w:r>
+      <w:proofErr w:type="spellEnd"/>
     </w:p>
     <w:p>
       <w:pPr>
@@ -9707,6 +11869,7 @@
           <w:rFonts w:hint="eastAsia"/>
         </w:rPr>
       </w:pPr>
+      <w:proofErr w:type="spellStart"/>
       <w:r>
         <w:rPr>
           <w:rFonts w:hint="eastAsia"/>
@@ -9719,6 +11882,7 @@
         </w:rPr>
         <w:t>_categories</w:t>
       </w:r>
+      <w:proofErr w:type="spellEnd"/>
     </w:p>
     <w:p>
       <w:pPr>
@@ -9731,12 +11895,14 @@
           <w:rFonts w:hint="eastAsia"/>
         </w:rPr>
       </w:pPr>
+      <w:proofErr w:type="spellStart"/>
       <w:r>
         <w:rPr>
           <w:rFonts w:hint="eastAsia"/>
         </w:rPr>
         <w:t>exchange_rates</w:t>
       </w:r>
+      <w:proofErr w:type="spellEnd"/>
     </w:p>
     <w:p>
       <w:pPr>
@@ -9796,7 +11962,6 @@
           <w:sz w:val="28"/>
           <w:szCs w:val="28"/>
         </w:rPr>
-        <w:lastRenderedPageBreak/>
         <w:t>汇率模块</w:t>
       </w:r>
     </w:p>
@@ -9824,12 +11989,14 @@
           <w:rFonts w:hint="eastAsia"/>
         </w:rPr>
       </w:pPr>
+      <w:proofErr w:type="spellStart"/>
       <w:r>
         <w:rPr>
           <w:rFonts w:hint="eastAsia"/>
         </w:rPr>
         <w:t>exchange_rates</w:t>
       </w:r>
+      <w:proofErr w:type="spellEnd"/>
     </w:p>
     <w:p>
       <w:pPr>
@@ -9935,12 +12102,14 @@
           <w:rFonts w:hint="eastAsia"/>
         </w:rPr>
       </w:pPr>
+      <w:proofErr w:type="spellStart"/>
       <w:r>
         <w:rPr>
           <w:rFonts w:hint="eastAsia"/>
         </w:rPr>
         <w:t>auth_refresh_tokens</w:t>
       </w:r>
+      <w:proofErr w:type="spellEnd"/>
     </w:p>
     <w:p>
       <w:pPr>
@@ -10256,6 +12425,7 @@
         <w:rPr>
           <w:rFonts w:hint="eastAsia"/>
         </w:rPr>
+        <w:lastRenderedPageBreak/>
         <w:t>users</w:t>
       </w:r>
     </w:p>
@@ -10270,12 +12440,14 @@
           <w:rFonts w:hint="eastAsia"/>
         </w:rPr>
       </w:pPr>
+      <w:proofErr w:type="spellStart"/>
       <w:r>
         <w:rPr>
           <w:rFonts w:hint="eastAsia"/>
         </w:rPr>
         <w:t>account_books</w:t>
       </w:r>
+      <w:proofErr w:type="spellEnd"/>
     </w:p>
     <w:p>
       <w:pPr>
@@ -10288,12 +12460,14 @@
           <w:rFonts w:hint="eastAsia"/>
         </w:rPr>
       </w:pPr>
+      <w:proofErr w:type="spellStart"/>
       <w:r>
         <w:rPr>
           <w:rFonts w:hint="eastAsia"/>
         </w:rPr>
         <w:t>account_to_users</w:t>
       </w:r>
+      <w:proofErr w:type="spellEnd"/>
     </w:p>
     <w:p>
       <w:pPr>
@@ -10330,6 +12504,7 @@
           <w:rFonts w:hint="eastAsia"/>
         </w:rPr>
       </w:pPr>
+      <w:proofErr w:type="spellStart"/>
       <w:r>
         <w:rPr>
           <w:rFonts w:hint="eastAsia"/>
@@ -10342,6 +12517,7 @@
         </w:rPr>
         <w:t>_categories</w:t>
       </w:r>
+      <w:proofErr w:type="spellEnd"/>
     </w:p>
     <w:p>
       <w:pPr>
@@ -10354,13 +12530,14 @@
           <w:rFonts w:hint="eastAsia"/>
         </w:rPr>
       </w:pPr>
-      <w:r>
-        <w:rPr>
-          <w:rFonts w:hint="eastAsia"/>
-        </w:rPr>
-        <w:lastRenderedPageBreak/>
+      <w:proofErr w:type="spellStart"/>
+      <w:r>
+        <w:rPr>
+          <w:rFonts w:hint="eastAsia"/>
+        </w:rPr>
         <w:t>exchange_rates</w:t>
       </w:r>
+      <w:proofErr w:type="spellEnd"/>
     </w:p>
     <w:p>
       <w:pPr>
@@ -10585,8 +12762,16 @@
         <w:rPr>
           <w:rFonts w:hint="eastAsia"/>
         </w:rPr>
-        <w:t>/auth</w:t>
-      </w:r>
+        <w:t>/</w:t>
+      </w:r>
+      <w:proofErr w:type="gramStart"/>
+      <w:r>
+        <w:rPr>
+          <w:rFonts w:hint="eastAsia"/>
+        </w:rPr>
+        <w:t>auth</w:t>
+      </w:r>
+      <w:proofErr w:type="gramEnd"/>
     </w:p>
     <w:p>
       <w:pPr>
@@ -10603,8 +12788,16 @@
         <w:rPr>
           <w:rFonts w:hint="eastAsia"/>
         </w:rPr>
-        <w:t>/users</w:t>
-      </w:r>
+        <w:t>/</w:t>
+      </w:r>
+      <w:proofErr w:type="gramStart"/>
+      <w:r>
+        <w:rPr>
+          <w:rFonts w:hint="eastAsia"/>
+        </w:rPr>
+        <w:t>users</w:t>
+      </w:r>
+      <w:proofErr w:type="gramEnd"/>
     </w:p>
     <w:p>
       <w:pPr>
@@ -10623,12 +12816,14 @@
         </w:rPr>
         <w:t>/</w:t>
       </w:r>
+      <w:proofErr w:type="gramStart"/>
       <w:r>
         <w:rPr>
           <w:rFonts w:hint="eastAsia"/>
         </w:rPr>
         <w:t>accounts</w:t>
       </w:r>
+      <w:proofErr w:type="gramEnd"/>
     </w:p>
     <w:p>
       <w:pPr>
@@ -10647,6 +12842,7 @@
         </w:rPr>
         <w:t>/</w:t>
       </w:r>
+      <w:proofErr w:type="gramStart"/>
       <w:r>
         <w:rPr>
           <w:rFonts w:hint="eastAsia"/>
@@ -10659,6 +12855,7 @@
         </w:rPr>
         <w:t>s</w:t>
       </w:r>
+      <w:proofErr w:type="gramEnd"/>
     </w:p>
     <w:p>
       <w:pPr>
@@ -10675,8 +12872,16 @@
         <w:rPr>
           <w:rFonts w:hint="eastAsia"/>
         </w:rPr>
-        <w:t>/categories</w:t>
-      </w:r>
+        <w:t>/</w:t>
+      </w:r>
+      <w:proofErr w:type="gramStart"/>
+      <w:r>
+        <w:rPr>
+          <w:rFonts w:hint="eastAsia"/>
+        </w:rPr>
+        <w:t>categories</w:t>
+      </w:r>
+      <w:proofErr w:type="gramEnd"/>
     </w:p>
     <w:p>
       <w:pPr>
@@ -10695,6 +12900,7 @@
         </w:rPr>
         <w:t>/</w:t>
       </w:r>
+      <w:proofErr w:type="gramStart"/>
       <w:r>
         <w:rPr>
           <w:rFonts w:hint="eastAsia"/>
@@ -10713,6 +12919,7 @@
         </w:rPr>
         <w:t>cs</w:t>
       </w:r>
+      <w:proofErr w:type="gramEnd"/>
     </w:p>
     <w:p>
       <w:pPr>
@@ -10729,7 +12936,14 @@
         <w:rPr>
           <w:rFonts w:hint="eastAsia"/>
         </w:rPr>
-        <w:t>/budget</w:t>
+        <w:t>/</w:t>
+      </w:r>
+      <w:proofErr w:type="gramStart"/>
+      <w:r>
+        <w:rPr>
+          <w:rFonts w:hint="eastAsia"/>
+        </w:rPr>
+        <w:t>budget</w:t>
       </w:r>
       <w:r>
         <w:rPr>
@@ -10737,6 +12951,7 @@
         </w:rPr>
         <w:t>s</w:t>
       </w:r>
+      <w:proofErr w:type="gramEnd"/>
     </w:p>
     <w:p>
       <w:pPr>
@@ -10755,12 +12970,14 @@
         </w:rPr>
         <w:t>/</w:t>
       </w:r>
+      <w:proofErr w:type="gramStart"/>
       <w:r>
         <w:rPr>
           <w:rFonts w:hint="eastAsia"/>
         </w:rPr>
         <w:t>import</w:t>
       </w:r>
+      <w:proofErr w:type="gramEnd"/>
     </w:p>
     <w:p>
       <w:pPr>
@@ -10777,8 +12994,16 @@
         <w:rPr>
           <w:rFonts w:hint="eastAsia"/>
         </w:rPr>
-        <w:t>/export</w:t>
-      </w:r>
+        <w:t>/</w:t>
+      </w:r>
+      <w:proofErr w:type="gramStart"/>
+      <w:r>
+        <w:rPr>
+          <w:rFonts w:hint="eastAsia"/>
+        </w:rPr>
+        <w:t>export</w:t>
+      </w:r>
+      <w:proofErr w:type="gramEnd"/>
     </w:p>
     <w:p>
       <w:pPr>
@@ -10795,8 +13020,16 @@
         <w:rPr>
           <w:rFonts w:hint="eastAsia"/>
         </w:rPr>
-        <w:t>/exchange</w:t>
-      </w:r>
+        <w:t>/</w:t>
+      </w:r>
+      <w:proofErr w:type="gramStart"/>
+      <w:r>
+        <w:rPr>
+          <w:rFonts w:hint="eastAsia"/>
+        </w:rPr>
+        <w:t>exchange</w:t>
+      </w:r>
+      <w:proofErr w:type="gramEnd"/>
       <w:r>
         <w:rPr>
           <w:rFonts w:hint="eastAsia"/>
@@ -10825,7 +13058,14 @@
         <w:rPr>
           <w:rFonts w:hint="eastAsia"/>
         </w:rPr>
-        <w:t>/notification</w:t>
+        <w:t>/</w:t>
+      </w:r>
+      <w:proofErr w:type="gramStart"/>
+      <w:r>
+        <w:rPr>
+          <w:rFonts w:hint="eastAsia"/>
+        </w:rPr>
+        <w:t>notification</w:t>
       </w:r>
       <w:r>
         <w:rPr>
@@ -10833,6 +13073,7 @@
         </w:rPr>
         <w:t>s</w:t>
       </w:r>
+      <w:proofErr w:type="gramEnd"/>
     </w:p>
     <w:p>
       <w:pPr>
@@ -10849,8 +13090,16 @@
         <w:rPr>
           <w:rFonts w:hint="eastAsia"/>
         </w:rPr>
-        <w:t>/admin</w:t>
-      </w:r>
+        <w:t>/</w:t>
+      </w:r>
+      <w:proofErr w:type="gramStart"/>
+      <w:r>
+        <w:rPr>
+          <w:rFonts w:hint="eastAsia"/>
+        </w:rPr>
+        <w:t>admin</w:t>
+      </w:r>
+      <w:proofErr w:type="gramEnd"/>
     </w:p>
     <w:p>
       <w:pPr>
@@ -10869,12 +13118,14 @@
         </w:rPr>
         <w:t>/</w:t>
       </w:r>
+      <w:proofErr w:type="gramStart"/>
       <w:r>
         <w:rPr>
           <w:rFonts w:hint="eastAsia"/>
         </w:rPr>
         <w:t>report</w:t>
       </w:r>
+      <w:proofErr w:type="gramEnd"/>
     </w:p>
     <w:p>
       <w:pPr>
@@ -10891,27 +13142,49 @@
         <w:rPr>
           <w:rFonts w:hint="eastAsia"/>
         </w:rPr>
-        <w:t>/ai</w:t>
-      </w:r>
-    </w:p>
-    <w:p>
-      <w:pPr>
-        <w:rPr>
-          <w:rFonts w:hint="eastAsia"/>
-        </w:rPr>
-      </w:pPr>
-    </w:p>
-    <w:p>
-      <w:pPr>
-        <w:rPr>
-          <w:rFonts w:hint="eastAsia"/>
-        </w:rPr>
-      </w:pPr>
-      <w:r>
-        <w:rPr>
-          <w:rFonts w:hint="eastAsia"/>
-        </w:rPr>
-        <w:t>*管理员功能要全都房间/admin，不能使用其它组去鉴权，要完全隔离，这样</w:t>
+        <w:t>/</w:t>
+      </w:r>
+      <w:proofErr w:type="gramStart"/>
+      <w:r>
+        <w:rPr>
+          <w:rFonts w:hint="eastAsia"/>
+        </w:rPr>
+        <w:t>ai</w:t>
+      </w:r>
+      <w:proofErr w:type="gramEnd"/>
+    </w:p>
+    <w:p>
+      <w:pPr>
+        <w:rPr>
+          <w:rFonts w:hint="eastAsia"/>
+        </w:rPr>
+      </w:pPr>
+    </w:p>
+    <w:p>
+      <w:pPr>
+        <w:rPr>
+          <w:rFonts w:hint="eastAsia"/>
+        </w:rPr>
+      </w:pPr>
+      <w:r>
+        <w:rPr>
+          <w:rFonts w:hint="eastAsia"/>
+        </w:rPr>
+        <w:t>*管理员功能要全都房间/admin，不能使用其它</w:t>
+      </w:r>
+      <w:proofErr w:type="gramStart"/>
+      <w:r>
+        <w:rPr>
+          <w:rFonts w:hint="eastAsia"/>
+        </w:rPr>
+        <w:t>组去鉴权</w:t>
+      </w:r>
+      <w:proofErr w:type="gramEnd"/>
+      <w:r>
+        <w:rPr>
+          <w:rFonts w:hint="eastAsia"/>
+        </w:rPr>
+        <w:t>，要完全隔离，这样</w:t>
       </w:r>
       <w:r>
         <w:rPr>
@@ -11504,7 +13777,14 @@
         <w:rPr>
           <w:rFonts w:hint="eastAsia"/>
         </w:rPr>
-        <w:t>删除其它用户；否则，删除账本。（delete</w:t>
+        <w:t>删除其它用户；否则，删除账本。（</w:t>
+      </w:r>
+      <w:proofErr w:type="spellStart"/>
+      <w:r>
+        <w:rPr>
+          <w:rFonts w:hint="eastAsia"/>
+        </w:rPr>
+        <w:t>delete</w:t>
       </w:r>
       <w:r>
         <w:rPr>
@@ -11516,7 +13796,14 @@
         <w:rPr>
           <w:rFonts w:hint="eastAsia"/>
         </w:rPr>
-        <w:t>lag）</w:t>
+        <w:t>lag</w:t>
+      </w:r>
+      <w:proofErr w:type="spellEnd"/>
+      <w:r>
+        <w:rPr>
+          <w:rFonts w:hint="eastAsia"/>
+        </w:rPr>
+        <w:t>）</w:t>
       </w:r>
     </w:p>
     <w:p>
@@ -12064,7 +14351,21 @@
         <w:rPr>
           <w:rFonts w:hint="eastAsia"/>
         </w:rPr>
-        <w:t>每一行子消费最右侧有delete按钮，</w:t>
+        <w:t>每一行</w:t>
+      </w:r>
+      <w:proofErr w:type="gramStart"/>
+      <w:r>
+        <w:rPr>
+          <w:rFonts w:hint="eastAsia"/>
+        </w:rPr>
+        <w:t>子消费</w:t>
+      </w:r>
+      <w:proofErr w:type="gramEnd"/>
+      <w:r>
+        <w:rPr>
+          <w:rFonts w:hint="eastAsia"/>
+        </w:rPr>
+        <w:t>最右侧有delete按钮，</w:t>
       </w:r>
     </w:p>
     <w:p>
@@ -12124,7 +14425,21 @@
         <w:rPr>
           <w:rFonts w:hint="eastAsia"/>
         </w:rPr>
-        <w:t>显示当前实时的总金额（子消费的合计），以及根据这个总金额和</w:t>
+        <w:t>显示当前实时的总金额（</w:t>
+      </w:r>
+      <w:proofErr w:type="gramStart"/>
+      <w:r>
+        <w:rPr>
+          <w:rFonts w:hint="eastAsia"/>
+        </w:rPr>
+        <w:t>子消费</w:t>
+      </w:r>
+      <w:proofErr w:type="gramEnd"/>
+      <w:r>
+        <w:rPr>
+          <w:rFonts w:hint="eastAsia"/>
+        </w:rPr>
+        <w:t>的合计），以及根据这个总金额和</w:t>
       </w:r>
       <w:r>
         <w:rPr>
@@ -12179,7 +14494,27 @@
           <w:color w:val="000000" w:themeColor="text1"/>
           <w:sz w:val="32"/>
         </w:rPr>
-        <w:t>获取饼图数据流程</w:t>
+        <w:t>获取</w:t>
+      </w:r>
+      <w:proofErr w:type="gramStart"/>
+      <w:r>
+        <w:rPr>
+          <w:rFonts w:hint="eastAsia"/>
+          <w:b/>
+          <w:color w:val="000000" w:themeColor="text1"/>
+          <w:sz w:val="32"/>
+        </w:rPr>
+        <w:t>饼图数据</w:t>
+      </w:r>
+      <w:proofErr w:type="gramEnd"/>
+      <w:r>
+        <w:rPr>
+          <w:rFonts w:hint="eastAsia"/>
+          <w:b/>
+          <w:color w:val="000000" w:themeColor="text1"/>
+          <w:sz w:val="32"/>
+        </w:rPr>
+        <w:t>流程</w:t>
       </w:r>
     </w:p>
     <w:p>
@@ -12355,7 +14690,21 @@
         <w:rPr>
           <w:rFonts w:hint="eastAsia"/>
         </w:rPr>
-        <w:t>用户使用类别下拉框选取要看的类别（有全选选项）</w:t>
+        <w:t>用户使用类别下拉框选取要看的类别（</w:t>
+      </w:r>
+      <w:proofErr w:type="gramStart"/>
+      <w:r>
+        <w:rPr>
+          <w:rFonts w:hint="eastAsia"/>
+        </w:rPr>
+        <w:t>有全选选项</w:t>
+      </w:r>
+      <w:proofErr w:type="gramEnd"/>
+      <w:r>
+        <w:rPr>
+          <w:rFonts w:hint="eastAsia"/>
+        </w:rPr>
+        <w:t>）</w:t>
       </w:r>
     </w:p>
     <w:p>
@@ -12393,18 +14742,22 @@
         </w:rPr>
         <w:t>被添加的类别出现在下方，可以点击</w:t>
       </w:r>
+      <w:proofErr w:type="gramStart"/>
       <w:r>
         <w:t>”</w:t>
       </w:r>
+      <w:proofErr w:type="gramEnd"/>
       <w:r>
         <w:rPr>
           <w:rFonts w:hint="eastAsia"/>
         </w:rPr>
         <w:t>x</w:t>
       </w:r>
+      <w:proofErr w:type="gramStart"/>
       <w:r>
         <w:t>”</w:t>
       </w:r>
+      <w:proofErr w:type="gramEnd"/>
       <w:r>
         <w:rPr>
           <w:rFonts w:hint="eastAsia"/>
@@ -12543,7 +14896,21 @@
         <w:rPr>
           <w:rFonts w:hint="eastAsia"/>
         </w:rPr>
-        <w:t>前端页面对文件进行合规性检查</w:t>
+        <w:t>前端页面对文件进行合</w:t>
+      </w:r>
+      <w:proofErr w:type="gramStart"/>
+      <w:r>
+        <w:rPr>
+          <w:rFonts w:hint="eastAsia"/>
+        </w:rPr>
+        <w:t>规</w:t>
+      </w:r>
+      <w:proofErr w:type="gramEnd"/>
+      <w:r>
+        <w:rPr>
+          <w:rFonts w:hint="eastAsia"/>
+        </w:rPr>
+        <w:t>性检查</w:t>
       </w:r>
     </w:p>
     <w:p>
@@ -13240,7 +15607,21 @@
         <w:rPr>
           <w:rFonts w:hint="eastAsia"/>
         </w:rPr>
-        <w:t>用户数据隔离：账本与用户通过 account_user_relation 表进行权限绑定。</w:t>
+        <w:t xml:space="preserve">用户数据隔离：账本与用户通过 </w:t>
+      </w:r>
+      <w:proofErr w:type="spellStart"/>
+      <w:r>
+        <w:rPr>
+          <w:rFonts w:hint="eastAsia"/>
+        </w:rPr>
+        <w:t>account_user_relation</w:t>
+      </w:r>
+      <w:proofErr w:type="spellEnd"/>
+      <w:r>
+        <w:rPr>
+          <w:rFonts w:hint="eastAsia"/>
+        </w:rPr>
+        <w:t xml:space="preserve"> 表进行权限绑定。</w:t>
       </w:r>
     </w:p>
     <w:p>
@@ -13319,7 +15700,21 @@
         <w:rPr>
           <w:rFonts w:hint="eastAsia"/>
         </w:rPr>
-        <w:t>- 热数据缓存（如分类列表、汇率）</w:t>
+        <w:t xml:space="preserve">- </w:t>
+      </w:r>
+      <w:proofErr w:type="gramStart"/>
+      <w:r>
+        <w:rPr>
+          <w:rFonts w:hint="eastAsia"/>
+        </w:rPr>
+        <w:t>热数据</w:t>
+      </w:r>
+      <w:proofErr w:type="gramEnd"/>
+      <w:r>
+        <w:rPr>
+          <w:rFonts w:hint="eastAsia"/>
+        </w:rPr>
+        <w:t>缓存（如分类列表、汇率）</w:t>
       </w:r>
     </w:p>
     <w:p>
@@ -13404,7 +15799,21 @@
         <w:rPr>
           <w:rFonts w:hint="eastAsia"/>
         </w:rPr>
-        <w:t>- 定期预计算月统计数据</w:t>
+        <w:t>- 定期</w:t>
+      </w:r>
+      <w:proofErr w:type="gramStart"/>
+      <w:r>
+        <w:rPr>
+          <w:rFonts w:hint="eastAsia"/>
+        </w:rPr>
+        <w:t>预计算月统计</w:t>
+      </w:r>
+      <w:proofErr w:type="gramEnd"/>
+      <w:r>
+        <w:rPr>
+          <w:rFonts w:hint="eastAsia"/>
+        </w:rPr>
+        <w:t>数据</w:t>
       </w:r>
     </w:p>
     <w:p>
@@ -13457,12 +15866,28 @@
           <w:rFonts w:hint="eastAsia"/>
         </w:rPr>
       </w:pPr>
-      <w:r>
-        <w:rPr>
-          <w:rFonts w:hint="eastAsia"/>
-        </w:rPr>
-        <w:t>{ code, message, details }</w:t>
-      </w:r>
+      <w:proofErr w:type="gramStart"/>
+      <w:r>
+        <w:rPr>
+          <w:rFonts w:hint="eastAsia"/>
+        </w:rPr>
+        <w:t>{ code</w:t>
+      </w:r>
+      <w:proofErr w:type="gramEnd"/>
+      <w:r>
+        <w:rPr>
+          <w:rFonts w:hint="eastAsia"/>
+        </w:rPr>
+        <w:t xml:space="preserve">, message, </w:t>
+      </w:r>
+      <w:proofErr w:type="gramStart"/>
+      <w:r>
+        <w:rPr>
+          <w:rFonts w:hint="eastAsia"/>
+        </w:rPr>
+        <w:t>details }</w:t>
+      </w:r>
+      <w:proofErr w:type="gramEnd"/>
     </w:p>
     <w:p>
       <w:pPr>
@@ -16988,7 +19413,7 @@
         <w:rFonts w:ascii="Wingdings" w:hAnsi="Wingdings" w:hint="default"/>
       </w:rPr>
     </w:lvl>
-    <w:lvl w:ilvl="1" w:tplc="04090003" w:tentative="1">
+    <w:lvl w:ilvl="1" w:tplc="04090003">
       <w:start w:val="1"/>
       <w:numFmt w:val="bullet"/>
       <w:lvlText w:val=""/>
@@ -19489,6 +21914,19 @@
     <w:semiHidden/>
     <w:rsid w:val="002C3EA2"/>
   </w:style>
+  <w:style w:type="paragraph" w:styleId="af3">
+    <w:name w:val="Normal (Web)"/>
+    <w:basedOn w:val="a"/>
+    <w:uiPriority w:val="99"/>
+    <w:semiHidden/>
+    <w:unhideWhenUsed/>
+    <w:rsid w:val="005A1387"/>
+    <w:rPr>
+      <w:rFonts w:ascii="Times New Roman" w:hAnsi="Times New Roman" w:cs="Times New Roman"/>
+      <w:sz w:val="24"/>
+      <w:szCs w:val="24"/>
+    </w:rPr>
+  </w:style>
 </w:styles>
 </file>
 
